--- a/lessons/2-4/downloads/2-4-notes-teacher.docx
+++ b/lessons/2-4/downloads/2-4-notes-teacher.docx
@@ -14,7 +14,7 @@
           <w:sz w:val="18"/>
           <w:szCs w:val="18"/>
         </w:rPr>
-        <w:t xml:space="preserve">UNIT 2  ·  LESSON 4      STANDARD 6.NS.1</w:t>
+        <w:t xml:space="preserve">UNIT 2  ·  LESSON 4      STANDARD 6.NOS.1</w:t>
       </w:r>
     </w:p>
     <w:p>
@@ -2377,6 +2377,32 @@
     </w:p>
     <w:p>
       <w:pPr>
+        <w:pStyle w:val="Heading2"/>
+        <w:spacing w:after="80" w:before="180"/>
+      </w:pPr>
+      <w:r>
+        <w:rPr>
+          <w:b/>
+          <w:bCs/>
+          <w:color w:val="12355B"/>
+          <w:sz w:val="24"/>
+          <w:szCs w:val="24"/>
+        </w:rPr>
+        <w:t xml:space="preserve">Level 1 Support</w:t>
+      </w:r>
+      <w:r>
+        <w:rPr>
+          <w:i/>
+          <w:iCs/>
+          <w:color w:val="1FA6A2"/>
+          <w:sz w:val="19"/>
+          <w:szCs w:val="19"/>
+        </w:rPr>
+        <w:t xml:space="preserve">   extra scaffolding</w:t>
+      </w:r>
+    </w:p>
+    <w:p>
+      <w:pPr>
         <w:keepNext/>
         <w:spacing w:after="60" w:before="160"/>
       </w:pPr>
@@ -2637,6 +2663,32 @@
     </w:tbl>
     <w:p>
       <w:pPr>
+        <w:pStyle w:val="Heading2"/>
+        <w:spacing w:after="80" w:before="180"/>
+      </w:pPr>
+      <w:r>
+        <w:rPr>
+          <w:b/>
+          <w:bCs/>
+          <w:color w:val="12355B"/>
+          <w:sz w:val="24"/>
+          <w:szCs w:val="24"/>
+        </w:rPr>
+        <w:t xml:space="preserve">On Level</w:t>
+      </w:r>
+      <w:r>
+        <w:rPr>
+          <w:i/>
+          <w:iCs/>
+          <w:color w:val="12355B"/>
+          <w:sz w:val="19"/>
+          <w:szCs w:val="19"/>
+        </w:rPr>
+        <w:t xml:space="preserve">   grade-level practice</w:t>
+      </w:r>
+    </w:p>
+    <w:p>
+      <w:pPr>
         <w:keepNext/>
         <w:spacing w:after="60" w:before="160"/>
       </w:pPr>
@@ -2657,7 +2709,7 @@
           <w:sz w:val="21"/>
           <w:szCs w:val="21"/>
         </w:rPr>
-        <w:t xml:space="preserve">A recipe makes 2 1/4 batches of cookies. Each batch uses 3/4 cup of butter. How many cups of butter are needed in total?</w:t>
+        <w:t xml:space="preserve">A baker has 2 1/4 cups of butter. Each batch of cookies needs 3/4 cup of butter. How many batches can the baker make?</w:t>
       </w:r>
     </w:p>
     <w:p>
@@ -2670,7 +2722,7 @@
           <w:sz w:val="20"/>
           <w:szCs w:val="20"/>
         </w:rPr>
-        <w:t xml:space="preserve">A)  3 cups</w:t>
+        <w:t xml:space="preserve">A)  3 batches</w:t>
       </w:r>
     </w:p>
     <w:p>
@@ -2683,7 +2735,7 @@
           <w:sz w:val="20"/>
           <w:szCs w:val="20"/>
         </w:rPr>
-        <w:t xml:space="preserve">B)  1 1/2 cups</w:t>
+        <w:t xml:space="preserve">B)  1 1/2 batches</w:t>
       </w:r>
     </w:p>
     <w:p>
@@ -2696,7 +2748,7 @@
           <w:sz w:val="20"/>
           <w:szCs w:val="20"/>
         </w:rPr>
-        <w:t xml:space="preserve">C)  2 cups</w:t>
+        <w:t xml:space="preserve">C)  2 batches</w:t>
       </w:r>
     </w:p>
     <w:p>
@@ -2709,7 +2761,7 @@
           <w:sz w:val="20"/>
           <w:szCs w:val="20"/>
         </w:rPr>
-        <w:t xml:space="preserve">D)  6 cups</w:t>
+        <w:t xml:space="preserve">D)  6 batches</w:t>
       </w:r>
     </w:p>
     <w:p>
@@ -2767,136 +2819,6 @@
     </w:tbl>
     <w:p>
       <w:pPr>
-        <w:keepNext/>
-        <w:spacing w:after="60" w:before="160"/>
-      </w:pPr>
-      <w:r>
-        <w:rPr>
-          <w:b/>
-          <w:bCs/>
-          <w:color w:val="12355B"/>
-          <w:sz w:val="22"/>
-          <w:szCs w:val="22"/>
-        </w:rPr>
-        <w:t xml:space="preserve">4.  </w:t>
-      </w:r>
-      <w:r>
-        <w:rPr>
-          <w:b/>
-          <w:bCs/>
-          <w:sz w:val="21"/>
-          <w:szCs w:val="21"/>
-        </w:rPr>
-        <w:t xml:space="preserve">Mission 1: The stakeout shift is 4 1/2 hours long. Each agent covers a 1 1/2-hour watch. How many agent watches fill one shift?</w:t>
-      </w:r>
-    </w:p>
-    <w:p>
-      <w:pPr>
-        <w:spacing w:after="40"/>
-        <w:ind w:left="420"/>
-      </w:pPr>
-      <w:r>
-        <w:rPr>
-          <w:sz w:val="20"/>
-          <w:szCs w:val="20"/>
-        </w:rPr>
-        <w:t xml:space="preserve">A)  3</w:t>
-      </w:r>
-    </w:p>
-    <w:p>
-      <w:pPr>
-        <w:spacing w:after="40"/>
-        <w:ind w:left="420"/>
-      </w:pPr>
-      <w:r>
-        <w:rPr>
-          <w:sz w:val="20"/>
-          <w:szCs w:val="20"/>
-        </w:rPr>
-        <w:t xml:space="preserve">B)  6</w:t>
-      </w:r>
-    </w:p>
-    <w:p>
-      <w:pPr>
-        <w:spacing w:after="40"/>
-        <w:ind w:left="420"/>
-      </w:pPr>
-      <w:r>
-        <w:rPr>
-          <w:sz w:val="20"/>
-          <w:szCs w:val="20"/>
-        </w:rPr>
-        <w:t xml:space="preserve">C)  2 1/2</w:t>
-      </w:r>
-    </w:p>
-    <w:p>
-      <w:pPr>
-        <w:spacing w:after="40"/>
-        <w:ind w:left="420"/>
-      </w:pPr>
-      <w:r>
-        <w:rPr>
-          <w:sz w:val="20"/>
-          <w:szCs w:val="20"/>
-        </w:rPr>
-        <w:t xml:space="preserve">D)  4 1/2</w:t>
-      </w:r>
-    </w:p>
-    <w:p>
-      <w:pPr>
-        <w:spacing w:after="20"/>
-      </w:pPr>
-      <w:r>
-        <w:t xml:space="preserve"/>
-      </w:r>
-    </w:p>
-    <w:tbl>
-      <w:tblPr>
-        <w:tblW w:type="pct" w:w="100%"/>
-        <w:tblBorders>
-          <w:top w:val="single" w:color="C7D2DD" w:sz="6"/>
-          <w:left w:val="single" w:color="C7D2DD" w:sz="6"/>
-          <w:bottom w:val="single" w:color="C7D2DD" w:sz="6"/>
-          <w:right w:val="single" w:color="C7D2DD" w:sz="6"/>
-          <w:insideH w:val="single" w:color="auto" w:sz="4"/>
-          <w:insideV w:val="single" w:color="auto" w:sz="4"/>
-        </w:tblBorders>
-      </w:tblPr>
-      <w:tblGrid>
-        <w:gridCol w:w="100"/>
-      </w:tblGrid>
-      <w:tr>
-        <w:tc>
-          <w:tcPr>
-            <w:shd w:fill="FBF3E2" w:color="auto" w:val="clear"/>
-            <w:tcMar>
-              <w:top w:type="dxa" w:w="60"/>
-              <w:left w:type="dxa" w:w="120"/>
-              <w:bottom w:type="dxa" w:w="60"/>
-              <w:right w:type="dxa" w:w="120"/>
-            </w:tcMar>
-          </w:tcPr>
-          <w:p>
-            <w:pPr>
-              <w:spacing w:after="0" w:line="320"/>
-            </w:pPr>
-            <w:r>
-              <w:t xml:space="preserve"/>
-            </w:r>
-          </w:p>
-          <w:p>
-            <w:pPr>
-              <w:spacing w:after="0" w:line="320"/>
-            </w:pPr>
-            <w:r>
-              <w:t xml:space="preserve"/>
-            </w:r>
-          </w:p>
-        </w:tc>
-      </w:tr>
-    </w:tbl>
-    <w:p>
-      <w:pPr>
         <w:pStyle w:val="Heading1"/>
         <w:pageBreakBefore/>
         <w:pBdr>
@@ -3244,23 +3166,17 @@
     </w:p>
     <w:p>
       <w:pPr>
-        <w:spacing w:after="80"/>
-      </w:pPr>
-      <w:r>
-        <w:rPr>
-          <w:b/>
-          <w:bCs/>
-          <w:sz w:val="21"/>
-          <w:szCs w:val="21"/>
-        </w:rPr>
-        <w:t xml:space="preserve">1.  </w:t>
-      </w:r>
-      <w:r>
-        <w:rPr>
-          <w:sz w:val="21"/>
-          <w:szCs w:val="21"/>
-        </w:rPr>
-        <w:t xml:space="preserve">A)  3</w:t>
+        <w:spacing w:after="100"/>
+      </w:pPr>
+      <w:r>
+        <w:rPr>
+          <w:b/>
+          <w:bCs/>
+          <w:color w:val="B97A12"/>
+          <w:sz w:val="20"/>
+          <w:szCs w:val="20"/>
+        </w:rPr>
+        <w:t xml:space="preserve">Watch for this mistake:  </w:t>
       </w:r>
       <w:r>
         <w:rPr>
@@ -3270,7 +3186,23 @@
           <w:sz w:val="19"/>
           <w:szCs w:val="19"/>
         </w:rPr>
-        <w:t xml:space="preserve">  — 2 1/4 = 9/4. Then 9/4 ÷ 3/4 = 9/4 × 4/3 = 36/12 = 3.</w:t>
+        <w:t xml:space="preserve">A common mistake in Divide Mixed Numbers is dividing the whole-number parts and fraction parts separately instead of converting first — for example, treating 4 1/2 ÷ 1 1/2 as (4 ÷ 1) + (1/2 ÷ 1/2) = 5. Always convert each mixed number to one improper fraction first, then divide using Keep, Change, Flip: 4 1/2 ÷ 1 1/2 = 9/2 ÷ 3/2 = 9/2 × 2/3 = 3.</w:t>
+      </w:r>
+    </w:p>
+    <w:p>
+      <w:pPr>
+        <w:pStyle w:val="Heading2"/>
+        <w:spacing w:after="80" w:before="180"/>
+      </w:pPr>
+      <w:r>
+        <w:rPr>
+          <w:b/>
+          <w:bCs/>
+          <w:color w:val="12355B"/>
+          <w:sz w:val="24"/>
+          <w:szCs w:val="24"/>
+        </w:rPr>
+        <w:t xml:space="preserve">Level 1 Support</w:t>
       </w:r>
     </w:p>
     <w:p>
@@ -3284,14 +3216,14 @@
           <w:sz w:val="21"/>
           <w:szCs w:val="21"/>
         </w:rPr>
-        <w:t xml:space="preserve">2.  </w:t>
-      </w:r>
-      <w:r>
-        <w:rPr>
-          <w:sz w:val="21"/>
-          <w:szCs w:val="21"/>
-        </w:rPr>
-        <w:t xml:space="preserve">A)  14</w:t>
+        <w:t xml:space="preserve">1.  </w:t>
+      </w:r>
+      <w:r>
+        <w:rPr>
+          <w:sz w:val="21"/>
+          <w:szCs w:val="21"/>
+        </w:rPr>
+        <w:t xml:space="preserve">A)  3</w:t>
       </w:r>
       <w:r>
         <w:rPr>
@@ -3301,7 +3233,7 @@
           <w:sz w:val="19"/>
           <w:szCs w:val="19"/>
         </w:rPr>
-        <w:t xml:space="preserve">  — 3 1/2 = 7/2. Then 7/2 ÷ 1/4 = 7/2 × 4/1 = 28/2 = 14.</w:t>
+        <w:t xml:space="preserve">  — 2 1/4 = 9/4. Then 9/4 ÷ 3/4 = 9/4 × 4/3 = 36/12 = 3.</w:t>
       </w:r>
     </w:p>
     <w:p>
@@ -3315,14 +3247,14 @@
           <w:sz w:val="21"/>
           <w:szCs w:val="21"/>
         </w:rPr>
-        <w:t xml:space="preserve">3.  </w:t>
-      </w:r>
-      <w:r>
-        <w:rPr>
-          <w:sz w:val="21"/>
-          <w:szCs w:val="21"/>
-        </w:rPr>
-        <w:t xml:space="preserve">A)  3 cups</w:t>
+        <w:t xml:space="preserve">2.  </w:t>
+      </w:r>
+      <w:r>
+        <w:rPr>
+          <w:sz w:val="21"/>
+          <w:szCs w:val="21"/>
+        </w:rPr>
+        <w:t xml:space="preserve">A)  14</w:t>
       </w:r>
       <w:r>
         <w:rPr>
@@ -3332,7 +3264,23 @@
           <w:sz w:val="19"/>
           <w:szCs w:val="19"/>
         </w:rPr>
-        <w:t xml:space="preserve">  — This is multiplication: 2 1/4 × 3/4 = 9/4 × 3/4 = 27/16. Wait — re-read: we need 2 1/4 batches at 3/4 cup each, but the question for division practice should be: if you have 2 1/4 cups and each batch needs 3/4 cup, how many batches? 2 1/4 ÷ 3/4 = 9/4 × 4/3 = 36/12 = 3.</w:t>
+        <w:t xml:space="preserve">  — 3 1/2 = 7/2. Then 7/2 ÷ 1/4 = 7/2 × 4/1 = 28/2 = 14.</w:t>
+      </w:r>
+    </w:p>
+    <w:p>
+      <w:pPr>
+        <w:pStyle w:val="Heading2"/>
+        <w:spacing w:after="80" w:before="180"/>
+      </w:pPr>
+      <w:r>
+        <w:rPr>
+          <w:b/>
+          <w:bCs/>
+          <w:color w:val="12355B"/>
+          <w:sz w:val="24"/>
+          <w:szCs w:val="24"/>
+        </w:rPr>
+        <w:t xml:space="preserve">On Level</w:t>
       </w:r>
     </w:p>
     <w:p>
@@ -3346,14 +3294,14 @@
           <w:sz w:val="21"/>
           <w:szCs w:val="21"/>
         </w:rPr>
-        <w:t xml:space="preserve">4.  </w:t>
-      </w:r>
-      <w:r>
-        <w:rPr>
-          <w:sz w:val="21"/>
-          <w:szCs w:val="21"/>
-        </w:rPr>
-        <w:t xml:space="preserve">A)  3</w:t>
+        <w:t xml:space="preserve">3.  </w:t>
+      </w:r>
+      <w:r>
+        <w:rPr>
+          <w:sz w:val="21"/>
+          <w:szCs w:val="21"/>
+        </w:rPr>
+        <w:t xml:space="preserve">A)  3 batches</w:t>
       </w:r>
       <w:r>
         <w:rPr>
@@ -3363,7 +3311,7 @@
           <w:sz w:val="19"/>
           <w:szCs w:val="19"/>
         </w:rPr>
-        <w:t xml:space="preserve">  — 4 1/2 = 9/2 and 1 1/2 = 3/2. So 9/2 ÷ 3/2 = 9/2 × 2/3 = 18/6 = 3 watches.</w:t>
+        <w:t xml:space="preserve">  — Convert 2 1/4 = 9/4. Then 2 1/4 ÷ 3/4 = 9/4 × 4/3 = 36/12 = 3 batches.</w:t>
       </w:r>
     </w:p>
     <w:p>

--- a/lessons/2-4/downloads/2-4-notes-teacher.docx
+++ b/lessons/2-4/downloads/2-4-notes-teacher.docx
@@ -1247,7 +1247,22 @@
           <w:sz w:val="30"/>
           <w:szCs w:val="30"/>
         </w:rPr>
-        <w:t xml:space="preserve">Worked Example</w:t>
+        <w:t xml:space="preserve">Write About the Math</w:t>
+      </w:r>
+    </w:p>
+    <w:p>
+      <w:pPr>
+        <w:spacing w:after="100"/>
+      </w:pPr>
+      <w:r>
+        <w:rPr>
+          <w:i/>
+          <w:iCs/>
+          <w:color w:val="5F6F80"/>
+          <w:sz w:val="19"/>
+          <w:szCs w:val="19"/>
+        </w:rPr>
+        <w:t xml:space="preserve">Use the support level you need. Every level answers the same math question.</w:t>
       </w:r>
     </w:p>
     <w:p>
@@ -1263,17 +1278,17 @@
           <w:sz w:val="24"/>
           <w:szCs w:val="24"/>
         </w:rPr>
-        <w:t xml:space="preserve">Watch &amp; Read</w:t>
+        <w:t xml:space="preserve">1. Understand the Question</w:t>
       </w:r>
       <w:r>
         <w:rPr>
           <w:i/>
           <w:iCs/>
-          <w:color w:val="1FA6A2"/>
+          <w:color w:val="B97A12"/>
           <w:sz w:val="19"/>
           <w:szCs w:val="19"/>
         </w:rPr>
-        <w:t xml:space="preserve">   I Do — follow along with your teacher</w:t>
+        <w:t xml:space="preserve">   explain</w:t>
       </w:r>
     </w:p>
     <w:tbl>
@@ -1308,25 +1323,44 @@
             </w:pPr>
             <w:r>
               <w:rPr>
+                <w:color w:val="1A2733"/>
+                <w:sz w:val="21"/>
+                <w:szCs w:val="21"/>
+              </w:rPr>
+              <w:t xml:space="preserve">Walk your partner through how you changed the mixed numbers before dividing?</w:t>
+            </w:r>
+          </w:p>
+          <w:p>
+            <w:pPr>
+              <w:spacing w:after="0"/>
+            </w:pPr>
+            <w:r>
+              <w:rPr>
                 <w:b/>
                 <w:bCs/>
                 <w:color w:val="12355B"/>
-                <w:sz w:val="22"/>
-                <w:szCs w:val="22"/>
+                <w:sz w:val="20"/>
+                <w:szCs w:val="20"/>
               </w:rPr>
-              <w:t xml:space="preserve">Detective Agency Case File</w:t>
-            </w:r>
-          </w:p>
-          <w:p>
-            <w:pPr>
-              <w:spacing w:after="0"/>
-            </w:pPr>
+              <w:t xml:space="preserve">Your job:  </w:t>
+            </w:r>
             <w:r>
               <w:rPr>
-                <w:sz w:val="21"/>
-                <w:szCs w:val="21"/>
+                <w:sz w:val="20"/>
+                <w:szCs w:val="20"/>
               </w:rPr>
-              <w:t xml:space="preserve">Agent Chen is mapping a suspect's route. The total distance is 3 1/2 miles, and each segment between landmarks is 1/4 mile. She needs to know how many segments are on the route to place surveillance cameras at every landmark.</w:t>
+              <w:t xml:space="preserve">Answer the question. Use math evidence. Explain how the evidence proves your answer.</w:t>
+            </w:r>
+            <w:r>
+              <w:rPr>
+                <w:i/>
+                <w:iCs/>
+                <w:color w:val="5F6F80"/>
+                <w:sz w:val="18"/>
+                <w:szCs w:val="18"/>
+              </w:rPr>
+              <w:br/>
+              <w:t xml:space="preserve">Responde la pregunta. Usa evidencia matemática. Explica cómo la evidencia demuestra tu respuesta.</w:t>
             </w:r>
           </w:p>
         </w:tc>
@@ -1334,94 +1368,6 @@
     </w:tbl>
     <w:p>
       <w:pPr>
-        <w:spacing w:after="80"/>
-      </w:pPr>
-      <w:r>
-        <w:t xml:space="preserve"/>
-      </w:r>
-    </w:p>
-    <w:p>
-      <w:pPr>
-        <w:spacing w:after="50" w:before="60"/>
-      </w:pPr>
-      <w:r>
-        <w:rPr>
-          <w:b/>
-          <w:bCs/>
-          <w:color w:val="12355B"/>
-          <w:sz w:val="21"/>
-          <w:szCs w:val="21"/>
-        </w:rPr>
-        <w:t xml:space="preserve">Think about:</w:t>
-      </w:r>
-    </w:p>
-    <w:p>
-      <w:pPr>
-        <w:spacing w:after="40"/>
-        <w:ind w:left="300"/>
-      </w:pPr>
-      <w:r>
-        <w:rPr>
-          <w:sz w:val="20"/>
-          <w:szCs w:val="20"/>
-        </w:rPr>
-        <w:t xml:space="preserve">•  What is the total distance of the route?</w:t>
-      </w:r>
-    </w:p>
-    <w:p>
-      <w:pPr>
-        <w:spacing w:after="40"/>
-        <w:ind w:left="300"/>
-      </w:pPr>
-      <w:r>
-        <w:rPr>
-          <w:sz w:val="20"/>
-          <w:szCs w:val="20"/>
-        </w:rPr>
-        <w:t xml:space="preserve">•  How long is each segment?</w:t>
-      </w:r>
-    </w:p>
-    <w:p>
-      <w:pPr>
-        <w:spacing w:after="40"/>
-        <w:ind w:left="300"/>
-      </w:pPr>
-      <w:r>
-        <w:rPr>
-          <w:sz w:val="20"/>
-          <w:szCs w:val="20"/>
-        </w:rPr>
-        <w:t xml:space="preserve">•  Will the number of segments be more or less than 3?</w:t>
-      </w:r>
-    </w:p>
-    <w:p>
-      <w:pPr>
-        <w:spacing w:after="40"/>
-        <w:ind w:left="300"/>
-      </w:pPr>
-      <w:r>
-        <w:rPr>
-          <w:sz w:val="20"/>
-          <w:szCs w:val="20"/>
-        </w:rPr>
-        <w:t xml:space="preserve">•  Why do we need to convert mixed numbers before dividing?</w:t>
-      </w:r>
-    </w:p>
-    <w:p>
-      <w:pPr>
-        <w:spacing w:after="40"/>
-        <w:ind w:left="300"/>
-      </w:pPr>
-      <w:r>
-        <w:rPr>
-          <w:sz w:val="20"/>
-          <w:szCs w:val="20"/>
-        </w:rPr>
-        <w:t xml:space="preserve">•  Can you divide mixed numbers without converting first?</w:t>
-      </w:r>
-    </w:p>
-    <w:p>
-      <w:pPr>
         <w:pStyle w:val="Heading2"/>
         <w:spacing w:after="80" w:before="180"/>
       </w:pPr>
@@ -1433,7 +1379,7 @@
           <w:sz w:val="24"/>
           <w:szCs w:val="24"/>
         </w:rPr>
-        <w:t xml:space="preserve">Solved Example</w:t>
+        <w:t xml:space="preserve">2. Plan Your Math Words</w:t>
       </w:r>
       <w:r>
         <w:rPr>
@@ -1443,172 +1389,299 @@
           <w:sz w:val="19"/>
           <w:szCs w:val="19"/>
         </w:rPr>
-        <w:t xml:space="preserve">   I Do — watch each step</w:t>
-      </w:r>
-    </w:p>
-    <w:p>
-      <w:pPr>
-        <w:keepNext/>
-        <w:spacing w:after="40"/>
-      </w:pPr>
-      <w:r>
-        <w:rPr>
-          <w:b/>
-          <w:bCs/>
-          <w:color w:val="12355B"/>
-          <w:sz w:val="21"/>
-          <w:szCs w:val="21"/>
-        </w:rPr>
-        <w:t xml:space="preserve">Problem:  </w:t>
-      </w:r>
-      <w:r>
-        <w:rPr>
-          <w:sz w:val="21"/>
-          <w:szCs w:val="21"/>
-        </w:rPr>
-        <w:t xml:space="preserve">What is 1 1/2 ÷ 3/4?</w:t>
-      </w:r>
-    </w:p>
-    <w:p>
-      <w:pPr>
-        <w:spacing w:after="30"/>
-        <w:ind w:left="420"/>
-      </w:pPr>
-      <w:r>
-        <w:rPr>
+        <w:t xml:space="preserve">   check at least two</w:t>
+      </w:r>
+    </w:p>
+    <w:p>
+      <w:pPr>
+        <w:spacing w:after="60"/>
+      </w:pPr>
+      <w:r>
+        <w:rPr>
+          <w:b/>
+          <w:bCs/>
+          <w:color w:val="1FA6A2"/>
+          <w:sz w:val="22"/>
+          <w:szCs w:val="22"/>
+        </w:rPr>
+        <w:t xml:space="preserve">☐  </w:t>
+      </w:r>
+      <w:r>
+        <w:rPr>
+          <w:b/>
+          <w:bCs/>
+          <w:color w:val="12355B"/>
           <w:sz w:val="20"/>
           <w:szCs w:val="20"/>
         </w:rPr>
-        <w:t xml:space="preserve">A)  2</w:t>
-      </w:r>
-    </w:p>
-    <w:p>
-      <w:pPr>
-        <w:spacing w:after="30"/>
-        <w:ind w:left="420"/>
-      </w:pPr>
+        <w:t xml:space="preserve">Mixed Number — </w:t>
+      </w:r>
       <w:r>
         <w:rPr>
           <w:sz w:val="20"/>
           <w:szCs w:val="20"/>
         </w:rPr>
-        <w:t xml:space="preserve">B)  1 1/8</w:t>
-      </w:r>
-    </w:p>
-    <w:p>
-      <w:pPr>
-        <w:spacing w:after="30"/>
-        <w:ind w:left="420"/>
-      </w:pPr>
-      <w:r>
-        <w:rPr>
+        <w:t xml:space="preserve">A whole number plus a fraction, like 2 1/3.</w:t>
+      </w:r>
+      <w:r>
+        <w:rPr>
+          <w:i/>
+          <w:iCs/>
+          <w:color w:val="5F6F80"/>
+          <w:sz w:val="18"/>
+          <w:szCs w:val="18"/>
+        </w:rPr>
+        <w:br/>
+        <w:t xml:space="preserve">Número mixto — Un número entero más una fracción, como 2 1/3.</w:t>
+      </w:r>
+    </w:p>
+    <w:p>
+      <w:pPr>
+        <w:spacing w:after="60"/>
+      </w:pPr>
+      <w:r>
+        <w:rPr>
+          <w:b/>
+          <w:bCs/>
+          <w:color w:val="1FA6A2"/>
+          <w:sz w:val="22"/>
+          <w:szCs w:val="22"/>
+        </w:rPr>
+        <w:t xml:space="preserve">☐  </w:t>
+      </w:r>
+      <w:r>
+        <w:rPr>
+          <w:b/>
+          <w:bCs/>
+          <w:color w:val="12355B"/>
           <w:sz w:val="20"/>
           <w:szCs w:val="20"/>
         </w:rPr>
-        <w:t xml:space="preserve">C)  3/4</w:t>
-      </w:r>
-    </w:p>
-    <w:p>
-      <w:pPr>
-        <w:spacing w:after="30"/>
-        <w:ind w:left="420"/>
-      </w:pPr>
+        <w:t xml:space="preserve">Improper Fraction — </w:t>
+      </w:r>
       <w:r>
         <w:rPr>
           <w:sz w:val="20"/>
           <w:szCs w:val="20"/>
         </w:rPr>
-        <w:t xml:space="preserve">D)  9/8</w:t>
-      </w:r>
-    </w:p>
-    <w:p>
-      <w:pPr>
-        <w:spacing w:after="20" w:before="50"/>
+        <w:t xml:space="preserve">A fraction where the top is bigger than or equal to the bottom, like 7/4.</w:t>
+      </w:r>
+      <w:r>
+        <w:rPr>
+          <w:i/>
+          <w:iCs/>
+          <w:color w:val="5F6F80"/>
+          <w:sz w:val="18"/>
+          <w:szCs w:val="18"/>
+        </w:rPr>
+        <w:br/>
+        <w:t xml:space="preserve">Fracción impropia — Una fracción donde el número de arriba es mayor o igual al de abajo, como 7/4.</w:t>
+      </w:r>
+    </w:p>
+    <w:p>
+      <w:pPr>
+        <w:spacing w:after="60"/>
       </w:pPr>
       <w:r>
         <w:rPr>
           <w:b/>
           <w:bCs/>
           <w:color w:val="1FA6A2"/>
-          <w:sz w:val="21"/>
-          <w:szCs w:val="21"/>
-        </w:rPr>
-        <w:t xml:space="preserve">Step 1:  </w:t>
-      </w:r>
-      <w:r>
-        <w:rPr>
-          <w:sz w:val="21"/>
-          <w:szCs w:val="21"/>
-        </w:rPr>
-        <w:t xml:space="preserve">1 1/2 = 3/2.</w:t>
-      </w:r>
-    </w:p>
-    <w:p>
-      <w:pPr>
-        <w:spacing w:after="20" w:before="50"/>
+          <w:sz w:val="22"/>
+          <w:szCs w:val="22"/>
+        </w:rPr>
+        <w:t xml:space="preserve">☐  </w:t>
+      </w:r>
+      <w:r>
+        <w:rPr>
+          <w:b/>
+          <w:bCs/>
+          <w:color w:val="12355B"/>
+          <w:sz w:val="20"/>
+          <w:szCs w:val="20"/>
+        </w:rPr>
+        <w:t xml:space="preserve">Simplify — </w:t>
+      </w:r>
+      <w:r>
+        <w:rPr>
+          <w:sz w:val="20"/>
+          <w:szCs w:val="20"/>
+        </w:rPr>
+        <w:t xml:space="preserve">To make a fraction smaller using the same parts, like 2/4 = 1/2.</w:t>
+      </w:r>
+      <w:r>
+        <w:rPr>
+          <w:i/>
+          <w:iCs/>
+          <w:color w:val="5F6F80"/>
+          <w:sz w:val="18"/>
+          <w:szCs w:val="18"/>
+        </w:rPr>
+        <w:br/>
+        <w:t xml:space="preserve">Simplificar — Hacer una fracción más pequeña con las mismas partes, como 2/4 = 1/2.</w:t>
+      </w:r>
+    </w:p>
+    <w:p>
+      <w:pPr>
+        <w:spacing w:after="60"/>
       </w:pPr>
       <w:r>
         <w:rPr>
           <w:b/>
           <w:bCs/>
           <w:color w:val="1FA6A2"/>
-          <w:sz w:val="21"/>
-          <w:szCs w:val="21"/>
-        </w:rPr>
-        <w:t xml:space="preserve">Step 2:  </w:t>
-      </w:r>
-      <w:r>
-        <w:rPr>
-          <w:sz w:val="21"/>
-          <w:szCs w:val="21"/>
-        </w:rPr>
-        <w:t xml:space="preserve">Then 3/2 ÷ 3/4 = 3/2 × 4/3 = 12/6 = 2.</w:t>
-      </w:r>
-    </w:p>
-    <w:p>
-      <w:pPr>
-        <w:spacing w:after="40" w:before="60"/>
-      </w:pPr>
-      <w:r>
-        <w:rPr>
-          <w:b/>
-          <w:bCs/>
-          <w:color w:val="12355B"/>
-          <w:sz w:val="21"/>
-          <w:szCs w:val="21"/>
-        </w:rPr>
-        <w:t xml:space="preserve">Answer:  </w:t>
-      </w:r>
-      <w:r>
-        <w:rPr>
-          <w:b/>
-          <w:bCs/>
-          <w:sz w:val="21"/>
-          <w:szCs w:val="21"/>
-        </w:rPr>
-        <w:t xml:space="preserve">A. 2</w:t>
-      </w:r>
-    </w:p>
-    <w:p>
-      <w:pPr>
-        <w:pStyle w:val="Heading1"/>
-        <w:pageBreakBefore/>
-        <w:pBdr>
-          <w:bottom w:val="single" w:color="1FA6A2" w:sz="14" w:space="6"/>
-        </w:pBdr>
-        <w:spacing w:after="140" w:before="0"/>
-      </w:pPr>
-      <w:r>
-        <w:rPr>
-          <w:b/>
-          <w:bCs/>
-          <w:color w:val="12355B"/>
-          <w:sz w:val="30"/>
-          <w:szCs w:val="30"/>
-        </w:rPr>
-        <w:t xml:space="preserve">Guided Practice</w:t>
-      </w:r>
-    </w:p>
+          <w:sz w:val="22"/>
+          <w:szCs w:val="22"/>
+        </w:rPr>
+        <w:t xml:space="preserve">☐  </w:t>
+      </w:r>
+      <w:r>
+        <w:rPr>
+          <w:b/>
+          <w:bCs/>
+          <w:color w:val="12355B"/>
+          <w:sz w:val="20"/>
+          <w:szCs w:val="20"/>
+        </w:rPr>
+        <w:t xml:space="preserve">Reciprocal — </w:t>
+      </w:r>
+      <w:r>
+        <w:rPr>
+          <w:sz w:val="20"/>
+          <w:szCs w:val="20"/>
+        </w:rPr>
+        <w:t xml:space="preserve">A fraction turned upside down. You use it in keep-change-flip.</w:t>
+      </w:r>
+      <w:r>
+        <w:rPr>
+          <w:i/>
+          <w:iCs/>
+          <w:color w:val="5F6F80"/>
+          <w:sz w:val="18"/>
+          <w:szCs w:val="18"/>
+        </w:rPr>
+        <w:br/>
+        <w:t xml:space="preserve">Recíproco — Una fracción volteada de arriba abajo. Se usa en deja-cambia-voltea.</w:t>
+      </w:r>
+    </w:p>
+    <w:p>
+      <w:pPr>
+        <w:spacing w:after="60"/>
+      </w:pPr>
+      <w:r>
+        <w:rPr>
+          <w:b/>
+          <w:bCs/>
+          <w:color w:val="1FA6A2"/>
+          <w:sz w:val="22"/>
+          <w:szCs w:val="22"/>
+        </w:rPr>
+        <w:t xml:space="preserve">☐  </w:t>
+      </w:r>
+      <w:r>
+        <w:rPr>
+          <w:b/>
+          <w:bCs/>
+          <w:color w:val="12355B"/>
+          <w:sz w:val="20"/>
+          <w:szCs w:val="20"/>
+        </w:rPr>
+        <w:t xml:space="preserve">Convert — </w:t>
+      </w:r>
+      <w:r>
+        <w:rPr>
+          <w:sz w:val="20"/>
+          <w:szCs w:val="20"/>
+        </w:rPr>
+        <w:t xml:space="preserve">To change a number to a new form but keep the same value.</w:t>
+      </w:r>
+      <w:r>
+        <w:rPr>
+          <w:i/>
+          <w:iCs/>
+          <w:color w:val="5F6F80"/>
+          <w:sz w:val="18"/>
+          <w:szCs w:val="18"/>
+        </w:rPr>
+        <w:br/>
+        <w:t xml:space="preserve">Convertir — Cambiar un número a otra forma sin cambiar su valor.</w:t>
+      </w:r>
+    </w:p>
+    <w:tbl>
+      <w:tblPr>
+        <w:tblW w:type="pct" w:w="100%"/>
+        <w:tblBorders>
+          <w:top w:val="single" w:color="1FA6A2" w:sz="8"/>
+          <w:left w:val="single" w:color="1FA6A2" w:sz="8"/>
+          <w:bottom w:val="single" w:color="1FA6A2" w:sz="8"/>
+          <w:right w:val="single" w:color="1FA6A2" w:sz="8"/>
+          <w:insideH w:val="single" w:color="auto" w:sz="4"/>
+          <w:insideV w:val="single" w:color="auto" w:sz="4"/>
+        </w:tblBorders>
+      </w:tblPr>
+      <w:tblGrid>
+        <w:gridCol w:w="100"/>
+      </w:tblGrid>
+      <w:tr>
+        <w:tc>
+          <w:tcPr>
+            <w:shd w:fill="F7FFFD" w:color="auto" w:val="clear"/>
+            <w:tcMar>
+              <w:top w:type="dxa" w:w="120"/>
+              <w:left w:type="dxa" w:w="180"/>
+              <w:bottom w:type="dxa" w:w="120"/>
+              <w:right w:type="dxa" w:w="180"/>
+            </w:tcMar>
+          </w:tcPr>
+          <w:p>
+            <w:pPr>
+              <w:spacing w:after="50"/>
+            </w:pPr>
+            <w:r>
+              <w:rPr>
+                <w:b/>
+                <w:bCs/>
+                <w:color w:val="1FA6A2"/>
+                <w:sz w:val="20"/>
+                <w:szCs w:val="20"/>
+              </w:rPr>
+              <w:t xml:space="preserve">Say it first:  </w:t>
+            </w:r>
+            <w:r>
+              <w:rPr>
+                <w:sz w:val="20"/>
+                <w:szCs w:val="20"/>
+              </w:rPr>
+              <w:t xml:space="preserve">Say your idea to a partner or quietly to yourself before you write.</w:t>
+            </w:r>
+          </w:p>
+          <w:p>
+            <w:pPr>
+              <w:spacing w:after="60"/>
+            </w:pPr>
+            <w:r>
+              <w:rPr>
+                <w:color w:val="1A2733"/>
+                <w:sz w:val="21"/>
+                <w:szCs w:val="21"/>
+              </w:rPr>
+              <w:t xml:space="preserve">First I converted ___ into the improper fraction ___.</w:t>
+            </w:r>
+            <w:r>
+              <w:rPr>
+                <w:i/>
+                <w:iCs/>
+                <w:color w:val="5F6F80"/>
+                <w:sz w:val="19"/>
+                <w:szCs w:val="19"/>
+              </w:rPr>
+              <w:br/>
+              <w:t xml:space="preserve">Primero convertí ___ en la fracción impropia ___.</w:t>
+            </w:r>
+          </w:p>
+        </w:tc>
+      </w:tr>
+    </w:tbl>
     <w:p>
       <w:pPr>
         <w:pStyle w:val="Heading2"/>
@@ -1622,181 +1695,17 @@
           <w:sz w:val="24"/>
           <w:szCs w:val="24"/>
         </w:rPr>
-        <w:t xml:space="preserve">Solve Together</w:t>
+        <w:t xml:space="preserve">3. Build Your Explanation</w:t>
       </w:r>
       <w:r>
         <w:rPr>
           <w:i/>
           <w:iCs/>
-          <w:color w:val="6B4FA0"/>
+          <w:color w:val="B97A12"/>
           <w:sz w:val="19"/>
           <w:szCs w:val="19"/>
         </w:rPr>
-        <w:t xml:space="preserve">   We Do — work with your class</w:t>
-      </w:r>
-    </w:p>
-    <w:p>
-      <w:pPr>
-        <w:keepNext/>
-        <w:spacing w:after="40" w:before="40"/>
-      </w:pPr>
-      <w:r>
-        <w:rPr>
-          <w:b/>
-          <w:bCs/>
-          <w:color w:val="12355B"/>
-          <w:sz w:val="21"/>
-          <w:szCs w:val="21"/>
-        </w:rPr>
-        <w:t xml:space="preserve">Problem:  </w:t>
-      </w:r>
-      <w:r>
-        <w:rPr>
-          <w:sz w:val="21"/>
-          <w:szCs w:val="21"/>
-        </w:rPr>
-        <w:t xml:space="preserve">Convert 3 2/5 to an improper fraction.</w:t>
-      </w:r>
-    </w:p>
-    <w:p>
-      <w:pPr>
-        <w:spacing w:after="30"/>
-        <w:ind w:left="420"/>
-      </w:pPr>
-      <w:r>
-        <w:rPr>
-          <w:sz w:val="20"/>
-          <w:szCs w:val="20"/>
-        </w:rPr>
-        <w:t xml:space="preserve">A)  17/5</w:t>
-      </w:r>
-    </w:p>
-    <w:p>
-      <w:pPr>
-        <w:spacing w:after="30"/>
-        <w:ind w:left="420"/>
-      </w:pPr>
-      <w:r>
-        <w:rPr>
-          <w:sz w:val="20"/>
-          <w:szCs w:val="20"/>
-        </w:rPr>
-        <w:t xml:space="preserve">B)  15/5</w:t>
-      </w:r>
-    </w:p>
-    <w:p>
-      <w:pPr>
-        <w:spacing w:after="30"/>
-        <w:ind w:left="420"/>
-      </w:pPr>
-      <w:r>
-        <w:rPr>
-          <w:sz w:val="20"/>
-          <w:szCs w:val="20"/>
-        </w:rPr>
-        <w:t xml:space="preserve">C)  6/5</w:t>
-      </w:r>
-    </w:p>
-    <w:p>
-      <w:pPr>
-        <w:spacing w:after="30"/>
-        <w:ind w:left="420"/>
-      </w:pPr>
-      <w:r>
-        <w:rPr>
-          <w:sz w:val="20"/>
-          <w:szCs w:val="20"/>
-        </w:rPr>
-        <w:t xml:space="preserve">D)  32/5</w:t>
-      </w:r>
-    </w:p>
-    <w:p>
-      <w:pPr>
-        <w:keepNext/>
-        <w:spacing w:after="0" w:before="50"/>
-      </w:pPr>
-      <w:r>
-        <w:rPr>
-          <w:b/>
-          <w:bCs/>
-          <w:color w:val="6B4FA0"/>
-          <w:sz w:val="21"/>
-          <w:szCs w:val="21"/>
-        </w:rPr>
-        <w:t xml:space="preserve">Step 1:</w:t>
-      </w:r>
-    </w:p>
-    <w:p>
-      <w:pPr>
-        <w:pBdr>
-          <w:bottom w:val="single" w:color="AFBECC" w:sz="6"/>
-        </w:pBdr>
-        <w:spacing w:after="30" w:before="150"/>
-      </w:pPr>
-      <w:r>
-        <w:t xml:space="preserve"/>
-      </w:r>
-    </w:p>
-    <w:p>
-      <w:pPr>
-        <w:keepNext/>
-        <w:spacing w:after="0" w:before="50"/>
-      </w:pPr>
-      <w:r>
-        <w:rPr>
-          <w:b/>
-          <w:bCs/>
-          <w:color w:val="6B4FA0"/>
-          <w:sz w:val="21"/>
-          <w:szCs w:val="21"/>
-        </w:rPr>
-        <w:t xml:space="preserve">Step 2:</w:t>
-      </w:r>
-    </w:p>
-    <w:p>
-      <w:pPr>
-        <w:pBdr>
-          <w:bottom w:val="single" w:color="AFBECC" w:sz="6"/>
-        </w:pBdr>
-        <w:spacing w:after="30" w:before="150"/>
-      </w:pPr>
-      <w:r>
-        <w:t xml:space="preserve"/>
-      </w:r>
-    </w:p>
-    <w:p>
-      <w:pPr>
-        <w:keepNext/>
-        <w:spacing w:after="0" w:before="60"/>
-      </w:pPr>
-      <w:r>
-        <w:rPr>
-          <w:b/>
-          <w:bCs/>
-          <w:color w:val="12355B"/>
-          <w:sz w:val="21"/>
-          <w:szCs w:val="21"/>
-        </w:rPr>
-        <w:t xml:space="preserve">Answer:</w:t>
-      </w:r>
-    </w:p>
-    <w:p>
-      <w:pPr>
-        <w:pBdr>
-          <w:bottom w:val="single" w:color="AFBECC" w:sz="6"/>
-        </w:pBdr>
-        <w:spacing w:after="30" w:before="150"/>
-      </w:pPr>
-      <w:r>
-        <w:t xml:space="preserve"/>
-      </w:r>
-    </w:p>
-    <w:p>
-      <w:pPr>
-        <w:spacing w:after="80"/>
-      </w:pPr>
-      <w:r>
-        <w:t xml:space="preserve"/>
+        <w:t xml:space="preserve">   choose your support</w:t>
       </w:r>
     </w:p>
     <w:tbl>
@@ -1827,6 +1736,1393 @@
           </w:tcPr>
           <w:p>
             <w:pPr>
+              <w:spacing w:after="50"/>
+            </w:pPr>
+            <w:r>
+              <w:rPr>
+                <w:i/>
+                <w:iCs/>
+                <w:color w:val="5F6F80"/>
+                <w:sz w:val="19"/>
+                <w:szCs w:val="19"/>
+              </w:rPr>
+              <w:t xml:space="preserve">This model shows the parts of an explanation. It does not answer your writing question.</w:t>
+            </w:r>
+          </w:p>
+          <w:p>
+            <w:pPr>
+              <w:spacing w:after="80"/>
+            </w:pPr>
+            <w:r>
+              <w:rPr>
+                <w:b/>
+                <w:bCs/>
+                <w:color w:val="12355B"/>
+                <w:sz w:val="19"/>
+                <w:szCs w:val="19"/>
+              </w:rPr>
+              <w:t xml:space="preserve">Claim:  </w:t>
+            </w:r>
+            <w:r>
+              <w:rPr>
+                <w:sz w:val="19"/>
+                <w:szCs w:val="19"/>
+              </w:rPr>
+              <w:t xml:space="preserve">A mixed number must first become an improper fraction so I can flip and multiply.</w:t>
+            </w:r>
+          </w:p>
+          <w:p>
+            <w:pPr>
+              <w:spacing w:after="80"/>
+            </w:pPr>
+            <w:r>
+              <w:rPr>
+                <w:b/>
+                <w:bCs/>
+                <w:color w:val="12355B"/>
+                <w:sz w:val="19"/>
+                <w:szCs w:val="19"/>
+              </w:rPr>
+              <w:t xml:space="preserve">Evidence:  </w:t>
+            </w:r>
+            <w:r>
+              <w:rPr>
+                <w:sz w:val="19"/>
+                <w:szCs w:val="19"/>
+              </w:rPr>
+              <w:t xml:space="preserve">Students explain that the mixed number must be converted to an improper fraction (7/2) before applying Keep, Change, Flip.</w:t>
+            </w:r>
+          </w:p>
+          <w:p>
+            <w:pPr>
+              <w:spacing w:after="80"/>
+            </w:pPr>
+            <w:r>
+              <w:rPr>
+                <w:b/>
+                <w:bCs/>
+                <w:color w:val="12355B"/>
+                <w:sz w:val="19"/>
+                <w:szCs w:val="19"/>
+              </w:rPr>
+              <w:t xml:space="preserve">Reasoning:  </w:t>
+            </w:r>
+            <w:r>
+              <w:rPr>
+                <w:sz w:val="19"/>
+                <w:szCs w:val="19"/>
+              </w:rPr>
+              <w:t xml:space="preserve">This evidence connects the definition of mixed number to the mathematical claim.</w:t>
+            </w:r>
+          </w:p>
+        </w:tc>
+      </w:tr>
+    </w:tbl>
+    <w:p>
+      <w:pPr>
+        <w:pStyle w:val="Heading2"/>
+        <w:spacing w:after="80" w:before="180"/>
+      </w:pPr>
+      <w:r>
+        <w:rPr>
+          <w:b/>
+          <w:bCs/>
+          <w:color w:val="12355B"/>
+          <w:sz w:val="24"/>
+          <w:szCs w:val="24"/>
+        </w:rPr>
+        <w:t xml:space="preserve">Start</w:t>
+      </w:r>
+      <w:r>
+        <w:rPr>
+          <w:i/>
+          <w:iCs/>
+          <w:color w:val="1FA6A2"/>
+          <w:sz w:val="19"/>
+          <w:szCs w:val="19"/>
+        </w:rPr>
+        <w:t xml:space="preserve">   Most language support</w:t>
+      </w:r>
+    </w:p>
+    <w:p>
+      <w:pPr>
+        <w:spacing w:after="60"/>
+      </w:pPr>
+      <w:r>
+        <w:rPr>
+          <w:color w:val="1A2733"/>
+          <w:sz w:val="21"/>
+          <w:szCs w:val="21"/>
+        </w:rPr>
+        <w:t xml:space="preserve">Complete the frames. Use the word bank.</w:t>
+      </w:r>
+      <w:r>
+        <w:rPr>
+          <w:i/>
+          <w:iCs/>
+          <w:color w:val="5F6F80"/>
+          <w:sz w:val="19"/>
+          <w:szCs w:val="19"/>
+        </w:rPr>
+        <w:br/>
+        <w:t xml:space="preserve">Completa las oraciones. Usa el banco de palabras.</w:t>
+      </w:r>
+    </w:p>
+    <w:p>
+      <w:pPr>
+        <w:spacing w:after="60"/>
+      </w:pPr>
+      <w:r>
+        <w:rPr>
+          <w:color w:val="1A2733"/>
+          <w:sz w:val="21"/>
+          <w:szCs w:val="21"/>
+        </w:rPr>
+        <w:t xml:space="preserve">First I converted ___ into the improper fraction ___.</w:t>
+      </w:r>
+      <w:r>
+        <w:rPr>
+          <w:i/>
+          <w:iCs/>
+          <w:color w:val="5F6F80"/>
+          <w:sz w:val="19"/>
+          <w:szCs w:val="19"/>
+        </w:rPr>
+        <w:br/>
+        <w:t xml:space="preserve">Primero convertí ___ en la fracción impropia ___.</w:t>
+      </w:r>
+    </w:p>
+    <w:p>
+      <w:pPr>
+        <w:spacing w:after="60"/>
+      </w:pPr>
+      <w:r>
+        <w:rPr>
+          <w:color w:val="1A2733"/>
+          <w:sz w:val="21"/>
+          <w:szCs w:val="21"/>
+        </w:rPr>
+        <w:t xml:space="preserve">Then I flipped the divisor and got the quotient ___.</w:t>
+      </w:r>
+      <w:r>
+        <w:rPr>
+          <w:i/>
+          <w:iCs/>
+          <w:color w:val="5F6F80"/>
+          <w:sz w:val="19"/>
+          <w:szCs w:val="19"/>
+        </w:rPr>
+        <w:br/>
+        <w:t xml:space="preserve">Luego volteé el divisor y obtuve el cociente ___.</w:t>
+      </w:r>
+    </w:p>
+    <w:tbl>
+      <w:tblPr>
+        <w:tblW w:type="pct" w:w="100%"/>
+        <w:tblBorders>
+          <w:top w:val="single" w:color="C7D2DD" w:sz="6"/>
+          <w:left w:val="single" w:color="C7D2DD" w:sz="6"/>
+          <w:bottom w:val="single" w:color="C7D2DD" w:sz="6"/>
+          <w:right w:val="single" w:color="C7D2DD" w:sz="6"/>
+          <w:insideH w:val="single" w:color="auto" w:sz="4"/>
+          <w:insideV w:val="single" w:color="auto" w:sz="4"/>
+        </w:tblBorders>
+      </w:tblPr>
+      <w:tblGrid>
+        <w:gridCol w:w="100"/>
+      </w:tblGrid>
+      <w:tr>
+        <w:tc>
+          <w:tcPr>
+            <w:shd w:fill="FBF3E2" w:color="auto" w:val="clear"/>
+            <w:tcMar>
+              <w:top w:type="dxa" w:w="60"/>
+              <w:left w:type="dxa" w:w="120"/>
+              <w:bottom w:type="dxa" w:w="60"/>
+              <w:right w:type="dxa" w:w="120"/>
+            </w:tcMar>
+          </w:tcPr>
+          <w:p>
+            <w:pPr>
+              <w:spacing w:after="0" w:line="320"/>
+            </w:pPr>
+            <w:r>
+              <w:t xml:space="preserve"/>
+            </w:r>
+          </w:p>
+          <w:p>
+            <w:pPr>
+              <w:spacing w:after="0" w:line="320"/>
+            </w:pPr>
+            <w:r>
+              <w:t xml:space="preserve"/>
+            </w:r>
+          </w:p>
+          <w:p>
+            <w:pPr>
+              <w:spacing w:after="0" w:line="320"/>
+            </w:pPr>
+            <w:r>
+              <w:t xml:space="preserve"/>
+            </w:r>
+          </w:p>
+        </w:tc>
+      </w:tr>
+    </w:tbl>
+    <w:p>
+      <w:pPr>
+        <w:pStyle w:val="Heading2"/>
+        <w:spacing w:after="80" w:before="180"/>
+      </w:pPr>
+      <w:r>
+        <w:rPr>
+          <w:b/>
+          <w:bCs/>
+          <w:color w:val="12355B"/>
+          <w:sz w:val="24"/>
+          <w:szCs w:val="24"/>
+        </w:rPr>
+        <w:t xml:space="preserve">Build</w:t>
+      </w:r>
+      <w:r>
+        <w:rPr>
+          <w:i/>
+          <w:iCs/>
+          <w:color w:val="B97A12"/>
+          <w:sz w:val="19"/>
+          <w:szCs w:val="19"/>
+        </w:rPr>
+        <w:t xml:space="preserve">   Some language support</w:t>
+      </w:r>
+    </w:p>
+    <w:p>
+      <w:pPr>
+        <w:spacing w:after="60"/>
+      </w:pPr>
+      <w:r>
+        <w:rPr>
+          <w:color w:val="1A2733"/>
+          <w:sz w:val="21"/>
+          <w:szCs w:val="21"/>
+        </w:rPr>
+        <w:t xml:space="preserve">Write two connected sentences. Use because, so, or but.</w:t>
+      </w:r>
+      <w:r>
+        <w:rPr>
+          <w:i/>
+          <w:iCs/>
+          <w:color w:val="5F6F80"/>
+          <w:sz w:val="19"/>
+          <w:szCs w:val="19"/>
+        </w:rPr>
+        <w:br/>
+        <w:t xml:space="preserve">Escribe dos oraciones conectadas. Usa porque, entonces o pero.</w:t>
+      </w:r>
+    </w:p>
+    <w:p>
+      <w:pPr>
+        <w:spacing w:after="60"/>
+      </w:pPr>
+      <w:r>
+        <w:rPr>
+          <w:color w:val="1A2733"/>
+          <w:sz w:val="21"/>
+          <w:szCs w:val="21"/>
+        </w:rPr>
+        <w:t xml:space="preserve">My claim is ___.</w:t>
+      </w:r>
+      <w:r>
+        <w:rPr>
+          <w:i/>
+          <w:iCs/>
+          <w:color w:val="5F6F80"/>
+          <w:sz w:val="19"/>
+          <w:szCs w:val="19"/>
+        </w:rPr>
+        <w:br/>
+        <w:t xml:space="preserve">Mi afirmación es ___.</w:t>
+      </w:r>
+    </w:p>
+    <w:p>
+      <w:pPr>
+        <w:spacing w:after="60"/>
+      </w:pPr>
+      <w:r>
+        <w:rPr>
+          <w:color w:val="1A2733"/>
+          <w:sz w:val="21"/>
+          <w:szCs w:val="21"/>
+        </w:rPr>
+        <w:t xml:space="preserve">I know because ___.</w:t>
+      </w:r>
+      <w:r>
+        <w:rPr>
+          <w:i/>
+          <w:iCs/>
+          <w:color w:val="5F6F80"/>
+          <w:sz w:val="19"/>
+          <w:szCs w:val="19"/>
+        </w:rPr>
+        <w:br/>
+        <w:t xml:space="preserve">Lo sé porque ___.</w:t>
+      </w:r>
+    </w:p>
+    <w:p>
+      <w:pPr>
+        <w:spacing w:after="60"/>
+      </w:pPr>
+      <w:r>
+        <w:rPr>
+          <w:color w:val="1A2733"/>
+          <w:sz w:val="21"/>
+          <w:szCs w:val="21"/>
+        </w:rPr>
+        <w:t xml:space="preserve">So ___.</w:t>
+      </w:r>
+      <w:r>
+        <w:rPr>
+          <w:i/>
+          <w:iCs/>
+          <w:color w:val="5F6F80"/>
+          <w:sz w:val="19"/>
+          <w:szCs w:val="19"/>
+        </w:rPr>
+        <w:br/>
+        <w:t xml:space="preserve">Entonces ___.</w:t>
+      </w:r>
+    </w:p>
+    <w:tbl>
+      <w:tblPr>
+        <w:tblW w:type="pct" w:w="100%"/>
+        <w:tblBorders>
+          <w:top w:val="single" w:color="C7D2DD" w:sz="6"/>
+          <w:left w:val="single" w:color="C7D2DD" w:sz="6"/>
+          <w:bottom w:val="single" w:color="C7D2DD" w:sz="6"/>
+          <w:right w:val="single" w:color="C7D2DD" w:sz="6"/>
+          <w:insideH w:val="single" w:color="auto" w:sz="4"/>
+          <w:insideV w:val="single" w:color="auto" w:sz="4"/>
+        </w:tblBorders>
+      </w:tblPr>
+      <w:tblGrid>
+        <w:gridCol w:w="100"/>
+      </w:tblGrid>
+      <w:tr>
+        <w:tc>
+          <w:tcPr>
+            <w:shd w:fill="FBF3E2" w:color="auto" w:val="clear"/>
+            <w:tcMar>
+              <w:top w:type="dxa" w:w="60"/>
+              <w:left w:type="dxa" w:w="120"/>
+              <w:bottom w:type="dxa" w:w="60"/>
+              <w:right w:type="dxa" w:w="120"/>
+            </w:tcMar>
+          </w:tcPr>
+          <w:p>
+            <w:pPr>
+              <w:spacing w:after="0" w:line="320"/>
+            </w:pPr>
+            <w:r>
+              <w:t xml:space="preserve"/>
+            </w:r>
+          </w:p>
+          <w:p>
+            <w:pPr>
+              <w:spacing w:after="0" w:line="320"/>
+            </w:pPr>
+            <w:r>
+              <w:t xml:space="preserve"/>
+            </w:r>
+          </w:p>
+          <w:p>
+            <w:pPr>
+              <w:spacing w:after="0" w:line="320"/>
+            </w:pPr>
+            <w:r>
+              <w:t xml:space="preserve"/>
+            </w:r>
+          </w:p>
+        </w:tc>
+      </w:tr>
+    </w:tbl>
+    <w:p>
+      <w:pPr>
+        <w:pStyle w:val="Heading2"/>
+        <w:spacing w:after="80" w:before="180"/>
+      </w:pPr>
+      <w:r>
+        <w:rPr>
+          <w:b/>
+          <w:bCs/>
+          <w:color w:val="12355B"/>
+          <w:sz w:val="24"/>
+          <w:szCs w:val="24"/>
+        </w:rPr>
+        <w:t xml:space="preserve">Explain</w:t>
+      </w:r>
+      <w:r>
+        <w:rPr>
+          <w:i/>
+          <w:iCs/>
+          <w:color w:val="B97A12"/>
+          <w:sz w:val="19"/>
+          <w:szCs w:val="19"/>
+        </w:rPr>
+        <w:t xml:space="preserve">   Light language support</w:t>
+      </w:r>
+    </w:p>
+    <w:p>
+      <w:pPr>
+        <w:spacing w:after="60"/>
+      </w:pPr>
+      <w:r>
+        <w:rPr>
+          <w:color w:val="1A2733"/>
+          <w:sz w:val="21"/>
+          <w:szCs w:val="21"/>
+        </w:rPr>
+        <w:t xml:space="preserve">Write a claim, give math evidence, and explain your reasoning.</w:t>
+      </w:r>
+      <w:r>
+        <w:rPr>
+          <w:i/>
+          <w:iCs/>
+          <w:color w:val="5F6F80"/>
+          <w:sz w:val="19"/>
+          <w:szCs w:val="19"/>
+        </w:rPr>
+        <w:br/>
+        <w:t xml:space="preserve">Escribe una afirmación, da evidencia matemática y explica tu razonamiento.</w:t>
+      </w:r>
+    </w:p>
+    <w:p>
+      <w:pPr>
+        <w:spacing w:after="60"/>
+      </w:pPr>
+      <w:r>
+        <w:rPr>
+          <w:color w:val="1A2733"/>
+          <w:sz w:val="21"/>
+          <w:szCs w:val="21"/>
+        </w:rPr>
+        <w:t xml:space="preserve">My claim is ___.</w:t>
+      </w:r>
+      <w:r>
+        <w:rPr>
+          <w:i/>
+          <w:iCs/>
+          <w:color w:val="5F6F80"/>
+          <w:sz w:val="19"/>
+          <w:szCs w:val="19"/>
+        </w:rPr>
+        <w:br/>
+        <w:t xml:space="preserve">Mi afirmación es ___.</w:t>
+      </w:r>
+    </w:p>
+    <w:p>
+      <w:pPr>
+        <w:spacing w:after="60"/>
+      </w:pPr>
+      <w:r>
+        <w:rPr>
+          <w:color w:val="1A2733"/>
+          <w:sz w:val="21"/>
+          <w:szCs w:val="21"/>
+        </w:rPr>
+        <w:t xml:space="preserve">My math evidence is ___.</w:t>
+      </w:r>
+      <w:r>
+        <w:rPr>
+          <w:i/>
+          <w:iCs/>
+          <w:color w:val="5F6F80"/>
+          <w:sz w:val="19"/>
+          <w:szCs w:val="19"/>
+        </w:rPr>
+        <w:br/>
+        <w:t xml:space="preserve">Mi evidencia matemática es ___.</w:t>
+      </w:r>
+    </w:p>
+    <w:p>
+      <w:pPr>
+        <w:spacing w:after="60"/>
+      </w:pPr>
+      <w:r>
+        <w:rPr>
+          <w:color w:val="1A2733"/>
+          <w:sz w:val="21"/>
+          <w:szCs w:val="21"/>
+        </w:rPr>
+        <w:t xml:space="preserve">This proves ___ because ___.</w:t>
+      </w:r>
+      <w:r>
+        <w:rPr>
+          <w:i/>
+          <w:iCs/>
+          <w:color w:val="5F6F80"/>
+          <w:sz w:val="19"/>
+          <w:szCs w:val="19"/>
+        </w:rPr>
+        <w:br/>
+        <w:t xml:space="preserve">Esto demuestra ___ porque ___.</w:t>
+      </w:r>
+    </w:p>
+    <w:tbl>
+      <w:tblPr>
+        <w:tblW w:type="pct" w:w="100%"/>
+        <w:tblBorders>
+          <w:top w:val="single" w:color="C7D2DD" w:sz="6"/>
+          <w:left w:val="single" w:color="C7D2DD" w:sz="6"/>
+          <w:bottom w:val="single" w:color="C7D2DD" w:sz="6"/>
+          <w:right w:val="single" w:color="C7D2DD" w:sz="6"/>
+          <w:insideH w:val="single" w:color="auto" w:sz="4"/>
+          <w:insideV w:val="single" w:color="auto" w:sz="4"/>
+        </w:tblBorders>
+      </w:tblPr>
+      <w:tblGrid>
+        <w:gridCol w:w="100"/>
+      </w:tblGrid>
+      <w:tr>
+        <w:tc>
+          <w:tcPr>
+            <w:shd w:fill="FBF3E2" w:color="auto" w:val="clear"/>
+            <w:tcMar>
+              <w:top w:type="dxa" w:w="60"/>
+              <w:left w:type="dxa" w:w="120"/>
+              <w:bottom w:type="dxa" w:w="60"/>
+              <w:right w:type="dxa" w:w="120"/>
+            </w:tcMar>
+          </w:tcPr>
+          <w:p>
+            <w:pPr>
+              <w:spacing w:after="0" w:line="320"/>
+            </w:pPr>
+            <w:r>
+              <w:t xml:space="preserve"/>
+            </w:r>
+          </w:p>
+          <w:p>
+            <w:pPr>
+              <w:spacing w:after="0" w:line="320"/>
+            </w:pPr>
+            <w:r>
+              <w:t xml:space="preserve"/>
+            </w:r>
+          </w:p>
+          <w:p>
+            <w:pPr>
+              <w:spacing w:after="0" w:line="320"/>
+            </w:pPr>
+            <w:r>
+              <w:t xml:space="preserve"/>
+            </w:r>
+          </w:p>
+          <w:p>
+            <w:pPr>
+              <w:spacing w:after="0" w:line="320"/>
+            </w:pPr>
+            <w:r>
+              <w:t xml:space="preserve"/>
+            </w:r>
+          </w:p>
+          <w:p>
+            <w:pPr>
+              <w:spacing w:after="0" w:line="320"/>
+            </w:pPr>
+            <w:r>
+              <w:t xml:space="preserve"/>
+            </w:r>
+          </w:p>
+        </w:tc>
+      </w:tr>
+    </w:tbl>
+    <w:p>
+      <w:pPr>
+        <w:pStyle w:val="Heading2"/>
+        <w:spacing w:after="80" w:before="180"/>
+      </w:pPr>
+      <w:r>
+        <w:rPr>
+          <w:b/>
+          <w:bCs/>
+          <w:color w:val="12355B"/>
+          <w:sz w:val="24"/>
+          <w:szCs w:val="24"/>
+        </w:rPr>
+        <w:t xml:space="preserve">4. Check Your Explanation</w:t>
+      </w:r>
+      <w:r>
+        <w:rPr>
+          <w:i/>
+          <w:iCs/>
+          <w:color w:val="1FA6A2"/>
+          <w:sz w:val="19"/>
+          <w:szCs w:val="19"/>
+        </w:rPr>
+        <w:t xml:space="preserve">   five quick checks</w:t>
+      </w:r>
+    </w:p>
+    <w:p>
+      <w:pPr>
+        <w:spacing w:after="80"/>
+      </w:pPr>
+      <w:r>
+        <w:rPr>
+          <w:b/>
+          <w:bCs/>
+          <w:color w:val="1FA6A2"/>
+          <w:sz w:val="22"/>
+          <w:szCs w:val="22"/>
+        </w:rPr>
+        <w:t xml:space="preserve">☐  </w:t>
+      </w:r>
+      <w:r>
+        <w:rPr>
+          <w:sz w:val="20"/>
+          <w:szCs w:val="20"/>
+        </w:rPr>
+        <w:t xml:space="preserve">I answered the question.</w:t>
+      </w:r>
+      <w:r>
+        <w:rPr>
+          <w:i/>
+          <w:iCs/>
+          <w:color w:val="5F6F80"/>
+          <w:sz w:val="18"/>
+          <w:szCs w:val="18"/>
+        </w:rPr>
+        <w:br/>
+        <w:t xml:space="preserve">Respondí la pregunta.</w:t>
+      </w:r>
+    </w:p>
+    <w:p>
+      <w:pPr>
+        <w:spacing w:after="80"/>
+      </w:pPr>
+      <w:r>
+        <w:rPr>
+          <w:b/>
+          <w:bCs/>
+          <w:color w:val="1FA6A2"/>
+          <w:sz w:val="22"/>
+          <w:szCs w:val="22"/>
+        </w:rPr>
+        <w:t xml:space="preserve">☐  </w:t>
+      </w:r>
+      <w:r>
+        <w:rPr>
+          <w:sz w:val="20"/>
+          <w:szCs w:val="20"/>
+        </w:rPr>
+        <w:t xml:space="preserve">I used math evidence: numbers, an equation, a model, or a comparison.</w:t>
+      </w:r>
+      <w:r>
+        <w:rPr>
+          <w:i/>
+          <w:iCs/>
+          <w:color w:val="5F6F80"/>
+          <w:sz w:val="18"/>
+          <w:szCs w:val="18"/>
+        </w:rPr>
+        <w:br/>
+        <w:t xml:space="preserve">Usé evidencia matemática: números, una ecuación, un modelo o una comparación.</w:t>
+      </w:r>
+    </w:p>
+    <w:p>
+      <w:pPr>
+        <w:spacing w:after="80"/>
+      </w:pPr>
+      <w:r>
+        <w:rPr>
+          <w:b/>
+          <w:bCs/>
+          <w:color w:val="1FA6A2"/>
+          <w:sz w:val="22"/>
+          <w:szCs w:val="22"/>
+        </w:rPr>
+        <w:t xml:space="preserve">☐  </w:t>
+      </w:r>
+      <w:r>
+        <w:rPr>
+          <w:sz w:val="20"/>
+          <w:szCs w:val="20"/>
+        </w:rPr>
+        <w:t xml:space="preserve">I explained how the evidence proves my answer.</w:t>
+      </w:r>
+      <w:r>
+        <w:rPr>
+          <w:i/>
+          <w:iCs/>
+          <w:color w:val="5F6F80"/>
+          <w:sz w:val="18"/>
+          <w:szCs w:val="18"/>
+        </w:rPr>
+        <w:br/>
+        <w:t xml:space="preserve">Expliqué cómo la evidencia demuestra mi respuesta.</w:t>
+      </w:r>
+    </w:p>
+    <w:p>
+      <w:pPr>
+        <w:spacing w:after="80"/>
+      </w:pPr>
+      <w:r>
+        <w:rPr>
+          <w:b/>
+          <w:bCs/>
+          <w:color w:val="1FA6A2"/>
+          <w:sz w:val="22"/>
+          <w:szCs w:val="22"/>
+        </w:rPr>
+        <w:t xml:space="preserve">☐  </w:t>
+      </w:r>
+      <w:r>
+        <w:rPr>
+          <w:sz w:val="20"/>
+          <w:szCs w:val="20"/>
+        </w:rPr>
+        <w:t xml:space="preserve">I used at least two math words.</w:t>
+      </w:r>
+      <w:r>
+        <w:rPr>
+          <w:i/>
+          <w:iCs/>
+          <w:color w:val="5F6F80"/>
+          <w:sz w:val="18"/>
+          <w:szCs w:val="18"/>
+        </w:rPr>
+        <w:br/>
+        <w:t xml:space="preserve">Usé por lo menos dos palabras matemáticas.</w:t>
+      </w:r>
+    </w:p>
+    <w:p>
+      <w:pPr>
+        <w:spacing w:after="80"/>
+      </w:pPr>
+      <w:r>
+        <w:rPr>
+          <w:b/>
+          <w:bCs/>
+          <w:color w:val="1FA6A2"/>
+          <w:sz w:val="22"/>
+          <w:szCs w:val="22"/>
+        </w:rPr>
+        <w:t xml:space="preserve">☐  </w:t>
+      </w:r>
+      <w:r>
+        <w:rPr>
+          <w:sz w:val="20"/>
+          <w:szCs w:val="20"/>
+        </w:rPr>
+        <w:t xml:space="preserve">I reread complete sentences and punctuation.</w:t>
+      </w:r>
+      <w:r>
+        <w:rPr>
+          <w:i/>
+          <w:iCs/>
+          <w:color w:val="5F6F80"/>
+          <w:sz w:val="18"/>
+          <w:szCs w:val="18"/>
+        </w:rPr>
+        <w:br/>
+        <w:t xml:space="preserve">Volví a leer mis oraciones completas y la puntuación.</w:t>
+      </w:r>
+    </w:p>
+    <w:p>
+      <w:pPr>
+        <w:pStyle w:val="Heading1"/>
+        <w:pageBreakBefore/>
+        <w:pBdr>
+          <w:bottom w:val="single" w:color="1FA6A2" w:sz="14" w:space="6"/>
+        </w:pBdr>
+        <w:spacing w:after="140" w:before="0"/>
+      </w:pPr>
+      <w:r>
+        <w:rPr>
+          <w:b/>
+          <w:bCs/>
+          <w:color w:val="12355B"/>
+          <w:sz w:val="30"/>
+          <w:szCs w:val="30"/>
+        </w:rPr>
+        <w:t xml:space="preserve">Worked Example</w:t>
+      </w:r>
+    </w:p>
+    <w:p>
+      <w:pPr>
+        <w:pStyle w:val="Heading2"/>
+        <w:spacing w:after="80" w:before="180"/>
+      </w:pPr>
+      <w:r>
+        <w:rPr>
+          <w:b/>
+          <w:bCs/>
+          <w:color w:val="12355B"/>
+          <w:sz w:val="24"/>
+          <w:szCs w:val="24"/>
+        </w:rPr>
+        <w:t xml:space="preserve">Watch &amp; Read</w:t>
+      </w:r>
+      <w:r>
+        <w:rPr>
+          <w:i/>
+          <w:iCs/>
+          <w:color w:val="1FA6A2"/>
+          <w:sz w:val="19"/>
+          <w:szCs w:val="19"/>
+        </w:rPr>
+        <w:t xml:space="preserve">   I Do — follow along with your teacher</w:t>
+      </w:r>
+    </w:p>
+    <w:tbl>
+      <w:tblPr>
+        <w:tblW w:type="pct" w:w="100%"/>
+        <w:tblBorders>
+          <w:top w:val="single" w:color="1FA6A2" w:sz="8"/>
+          <w:left w:val="single" w:color="1FA6A2" w:sz="8"/>
+          <w:bottom w:val="single" w:color="1FA6A2" w:sz="8"/>
+          <w:right w:val="single" w:color="1FA6A2" w:sz="8"/>
+          <w:insideH w:val="single" w:color="auto" w:sz="4"/>
+          <w:insideV w:val="single" w:color="auto" w:sz="4"/>
+        </w:tblBorders>
+      </w:tblPr>
+      <w:tblGrid>
+        <w:gridCol w:w="100"/>
+      </w:tblGrid>
+      <w:tr>
+        <w:tc>
+          <w:tcPr>
+            <w:shd w:fill="E6F4F3" w:color="auto" w:val="clear"/>
+            <w:tcMar>
+              <w:top w:type="dxa" w:w="120"/>
+              <w:left w:type="dxa" w:w="180"/>
+              <w:bottom w:type="dxa" w:w="120"/>
+              <w:right w:type="dxa" w:w="180"/>
+            </w:tcMar>
+          </w:tcPr>
+          <w:p>
+            <w:pPr>
+              <w:spacing w:after="60"/>
+            </w:pPr>
+            <w:r>
+              <w:rPr>
+                <w:b/>
+                <w:bCs/>
+                <w:color w:val="12355B"/>
+                <w:sz w:val="22"/>
+                <w:szCs w:val="22"/>
+              </w:rPr>
+              <w:t xml:space="preserve">Detective Agency Case File</w:t>
+            </w:r>
+          </w:p>
+          <w:p>
+            <w:pPr>
+              <w:spacing w:after="0"/>
+            </w:pPr>
+            <w:r>
+              <w:rPr>
+                <w:sz w:val="21"/>
+                <w:szCs w:val="21"/>
+              </w:rPr>
+              <w:t xml:space="preserve">Agent Chen is mapping a suspect's route. The total distance is 3 1/2 miles, and each segment between landmarks is 1/4 mile. She needs to know how many segments are on the route to place surveillance cameras at every landmark.</w:t>
+            </w:r>
+          </w:p>
+        </w:tc>
+      </w:tr>
+    </w:tbl>
+    <w:p>
+      <w:pPr>
+        <w:spacing w:after="80"/>
+      </w:pPr>
+      <w:r>
+        <w:t xml:space="preserve"/>
+      </w:r>
+    </w:p>
+    <w:p>
+      <w:pPr>
+        <w:spacing w:after="50" w:before="60"/>
+      </w:pPr>
+      <w:r>
+        <w:rPr>
+          <w:b/>
+          <w:bCs/>
+          <w:color w:val="12355B"/>
+          <w:sz w:val="21"/>
+          <w:szCs w:val="21"/>
+        </w:rPr>
+        <w:t xml:space="preserve">Think about:</w:t>
+      </w:r>
+    </w:p>
+    <w:p>
+      <w:pPr>
+        <w:spacing w:after="40"/>
+        <w:ind w:left="300"/>
+      </w:pPr>
+      <w:r>
+        <w:rPr>
+          <w:sz w:val="20"/>
+          <w:szCs w:val="20"/>
+        </w:rPr>
+        <w:t xml:space="preserve">•  What is the total distance of the route?</w:t>
+      </w:r>
+    </w:p>
+    <w:p>
+      <w:pPr>
+        <w:spacing w:after="40"/>
+        <w:ind w:left="300"/>
+      </w:pPr>
+      <w:r>
+        <w:rPr>
+          <w:sz w:val="20"/>
+          <w:szCs w:val="20"/>
+        </w:rPr>
+        <w:t xml:space="preserve">•  How long is each segment?</w:t>
+      </w:r>
+    </w:p>
+    <w:p>
+      <w:pPr>
+        <w:spacing w:after="40"/>
+        <w:ind w:left="300"/>
+      </w:pPr>
+      <w:r>
+        <w:rPr>
+          <w:sz w:val="20"/>
+          <w:szCs w:val="20"/>
+        </w:rPr>
+        <w:t xml:space="preserve">•  Will the number of segments be more or less than 3?</w:t>
+      </w:r>
+    </w:p>
+    <w:p>
+      <w:pPr>
+        <w:spacing w:after="40"/>
+        <w:ind w:left="300"/>
+      </w:pPr>
+      <w:r>
+        <w:rPr>
+          <w:sz w:val="20"/>
+          <w:szCs w:val="20"/>
+        </w:rPr>
+        <w:t xml:space="preserve">•  Why do we need to convert mixed numbers before dividing?</w:t>
+      </w:r>
+    </w:p>
+    <w:p>
+      <w:pPr>
+        <w:spacing w:after="40"/>
+        <w:ind w:left="300"/>
+      </w:pPr>
+      <w:r>
+        <w:rPr>
+          <w:sz w:val="20"/>
+          <w:szCs w:val="20"/>
+        </w:rPr>
+        <w:t xml:space="preserve">•  Can you divide mixed numbers without converting first?</w:t>
+      </w:r>
+    </w:p>
+    <w:p>
+      <w:pPr>
+        <w:pStyle w:val="Heading2"/>
+        <w:spacing w:after="80" w:before="180"/>
+      </w:pPr>
+      <w:r>
+        <w:rPr>
+          <w:b/>
+          <w:bCs/>
+          <w:color w:val="12355B"/>
+          <w:sz w:val="24"/>
+          <w:szCs w:val="24"/>
+        </w:rPr>
+        <w:t xml:space="preserve">Solved Example</w:t>
+      </w:r>
+      <w:r>
+        <w:rPr>
+          <w:i/>
+          <w:iCs/>
+          <w:color w:val="1FA6A2"/>
+          <w:sz w:val="19"/>
+          <w:szCs w:val="19"/>
+        </w:rPr>
+        <w:t xml:space="preserve">   I Do — watch each step</w:t>
+      </w:r>
+    </w:p>
+    <w:p>
+      <w:pPr>
+        <w:keepNext/>
+        <w:spacing w:after="40"/>
+      </w:pPr>
+      <w:r>
+        <w:rPr>
+          <w:b/>
+          <w:bCs/>
+          <w:color w:val="12355B"/>
+          <w:sz w:val="21"/>
+          <w:szCs w:val="21"/>
+        </w:rPr>
+        <w:t xml:space="preserve">Problem:  </w:t>
+      </w:r>
+      <w:r>
+        <w:rPr>
+          <w:sz w:val="21"/>
+          <w:szCs w:val="21"/>
+        </w:rPr>
+        <w:t xml:space="preserve">What is 1 1/2 ÷ 3/4?</w:t>
+      </w:r>
+    </w:p>
+    <w:p>
+      <w:pPr>
+        <w:spacing w:after="30"/>
+        <w:ind w:left="420"/>
+      </w:pPr>
+      <w:r>
+        <w:rPr>
+          <w:sz w:val="20"/>
+          <w:szCs w:val="20"/>
+        </w:rPr>
+        <w:t xml:space="preserve">A)  2</w:t>
+      </w:r>
+    </w:p>
+    <w:p>
+      <w:pPr>
+        <w:spacing w:after="30"/>
+        <w:ind w:left="420"/>
+      </w:pPr>
+      <w:r>
+        <w:rPr>
+          <w:sz w:val="20"/>
+          <w:szCs w:val="20"/>
+        </w:rPr>
+        <w:t xml:space="preserve">B)  1 1/8</w:t>
+      </w:r>
+    </w:p>
+    <w:p>
+      <w:pPr>
+        <w:spacing w:after="30"/>
+        <w:ind w:left="420"/>
+      </w:pPr>
+      <w:r>
+        <w:rPr>
+          <w:sz w:val="20"/>
+          <w:szCs w:val="20"/>
+        </w:rPr>
+        <w:t xml:space="preserve">C)  3/4</w:t>
+      </w:r>
+    </w:p>
+    <w:p>
+      <w:pPr>
+        <w:spacing w:after="30"/>
+        <w:ind w:left="420"/>
+      </w:pPr>
+      <w:r>
+        <w:rPr>
+          <w:sz w:val="20"/>
+          <w:szCs w:val="20"/>
+        </w:rPr>
+        <w:t xml:space="preserve">D)  9/8</w:t>
+      </w:r>
+    </w:p>
+    <w:p>
+      <w:pPr>
+        <w:spacing w:after="20" w:before="50"/>
+      </w:pPr>
+      <w:r>
+        <w:rPr>
+          <w:b/>
+          <w:bCs/>
+          <w:color w:val="1FA6A2"/>
+          <w:sz w:val="21"/>
+          <w:szCs w:val="21"/>
+        </w:rPr>
+        <w:t xml:space="preserve">Step 1:  </w:t>
+      </w:r>
+      <w:r>
+        <w:rPr>
+          <w:sz w:val="21"/>
+          <w:szCs w:val="21"/>
+        </w:rPr>
+        <w:t xml:space="preserve">1 1/2 = 3/2.</w:t>
+      </w:r>
+    </w:p>
+    <w:p>
+      <w:pPr>
+        <w:spacing w:after="20" w:before="50"/>
+      </w:pPr>
+      <w:r>
+        <w:rPr>
+          <w:b/>
+          <w:bCs/>
+          <w:color w:val="1FA6A2"/>
+          <w:sz w:val="21"/>
+          <w:szCs w:val="21"/>
+        </w:rPr>
+        <w:t xml:space="preserve">Step 2:  </w:t>
+      </w:r>
+      <w:r>
+        <w:rPr>
+          <w:sz w:val="21"/>
+          <w:szCs w:val="21"/>
+        </w:rPr>
+        <w:t xml:space="preserve">Then 3/2 ÷ 3/4 = 3/2 × 4/3 = 12/6 = 2.</w:t>
+      </w:r>
+    </w:p>
+    <w:p>
+      <w:pPr>
+        <w:spacing w:after="40" w:before="60"/>
+      </w:pPr>
+      <w:r>
+        <w:rPr>
+          <w:b/>
+          <w:bCs/>
+          <w:color w:val="12355B"/>
+          <w:sz w:val="21"/>
+          <w:szCs w:val="21"/>
+        </w:rPr>
+        <w:t xml:space="preserve">Answer:  </w:t>
+      </w:r>
+      <w:r>
+        <w:rPr>
+          <w:b/>
+          <w:bCs/>
+          <w:sz w:val="21"/>
+          <w:szCs w:val="21"/>
+        </w:rPr>
+        <w:t xml:space="preserve">A. 2</w:t>
+      </w:r>
+    </w:p>
+    <w:p>
+      <w:pPr>
+        <w:pStyle w:val="Heading1"/>
+        <w:pageBreakBefore/>
+        <w:pBdr>
+          <w:bottom w:val="single" w:color="1FA6A2" w:sz="14" w:space="6"/>
+        </w:pBdr>
+        <w:spacing w:after="140" w:before="0"/>
+      </w:pPr>
+      <w:r>
+        <w:rPr>
+          <w:b/>
+          <w:bCs/>
+          <w:color w:val="12355B"/>
+          <w:sz w:val="30"/>
+          <w:szCs w:val="30"/>
+        </w:rPr>
+        <w:t xml:space="preserve">Guided Practice</w:t>
+      </w:r>
+    </w:p>
+    <w:p>
+      <w:pPr>
+        <w:pStyle w:val="Heading2"/>
+        <w:spacing w:after="80" w:before="180"/>
+      </w:pPr>
+      <w:r>
+        <w:rPr>
+          <w:b/>
+          <w:bCs/>
+          <w:color w:val="12355B"/>
+          <w:sz w:val="24"/>
+          <w:szCs w:val="24"/>
+        </w:rPr>
+        <w:t xml:space="preserve">Solve Together</w:t>
+      </w:r>
+      <w:r>
+        <w:rPr>
+          <w:i/>
+          <w:iCs/>
+          <w:color w:val="6B4FA0"/>
+          <w:sz w:val="19"/>
+          <w:szCs w:val="19"/>
+        </w:rPr>
+        <w:t xml:space="preserve">   We Do — work with your class</w:t>
+      </w:r>
+    </w:p>
+    <w:p>
+      <w:pPr>
+        <w:keepNext/>
+        <w:spacing w:after="40" w:before="40"/>
+      </w:pPr>
+      <w:r>
+        <w:rPr>
+          <w:b/>
+          <w:bCs/>
+          <w:color w:val="12355B"/>
+          <w:sz w:val="21"/>
+          <w:szCs w:val="21"/>
+        </w:rPr>
+        <w:t xml:space="preserve">Problem:  </w:t>
+      </w:r>
+      <w:r>
+        <w:rPr>
+          <w:sz w:val="21"/>
+          <w:szCs w:val="21"/>
+        </w:rPr>
+        <w:t xml:space="preserve">Convert 3 2/5 to an improper fraction.</w:t>
+      </w:r>
+    </w:p>
+    <w:p>
+      <w:pPr>
+        <w:spacing w:after="30"/>
+        <w:ind w:left="420"/>
+      </w:pPr>
+      <w:r>
+        <w:rPr>
+          <w:sz w:val="20"/>
+          <w:szCs w:val="20"/>
+        </w:rPr>
+        <w:t xml:space="preserve">A)  17/5</w:t>
+      </w:r>
+    </w:p>
+    <w:p>
+      <w:pPr>
+        <w:spacing w:after="30"/>
+        <w:ind w:left="420"/>
+      </w:pPr>
+      <w:r>
+        <w:rPr>
+          <w:sz w:val="20"/>
+          <w:szCs w:val="20"/>
+        </w:rPr>
+        <w:t xml:space="preserve">B)  15/5</w:t>
+      </w:r>
+    </w:p>
+    <w:p>
+      <w:pPr>
+        <w:spacing w:after="30"/>
+        <w:ind w:left="420"/>
+      </w:pPr>
+      <w:r>
+        <w:rPr>
+          <w:sz w:val="20"/>
+          <w:szCs w:val="20"/>
+        </w:rPr>
+        <w:t xml:space="preserve">C)  6/5</w:t>
+      </w:r>
+    </w:p>
+    <w:p>
+      <w:pPr>
+        <w:spacing w:after="30"/>
+        <w:ind w:left="420"/>
+      </w:pPr>
+      <w:r>
+        <w:rPr>
+          <w:sz w:val="20"/>
+          <w:szCs w:val="20"/>
+        </w:rPr>
+        <w:t xml:space="preserve">D)  32/5</w:t>
+      </w:r>
+    </w:p>
+    <w:p>
+      <w:pPr>
+        <w:keepNext/>
+        <w:spacing w:after="0" w:before="50"/>
+      </w:pPr>
+      <w:r>
+        <w:rPr>
+          <w:b/>
+          <w:bCs/>
+          <w:color w:val="6B4FA0"/>
+          <w:sz w:val="21"/>
+          <w:szCs w:val="21"/>
+        </w:rPr>
+        <w:t xml:space="preserve">Step 1:</w:t>
+      </w:r>
+    </w:p>
+    <w:p>
+      <w:pPr>
+        <w:pBdr>
+          <w:bottom w:val="single" w:color="AFBECC" w:sz="6"/>
+        </w:pBdr>
+        <w:spacing w:after="30" w:before="150"/>
+      </w:pPr>
+      <w:r>
+        <w:t xml:space="preserve"/>
+      </w:r>
+    </w:p>
+    <w:p>
+      <w:pPr>
+        <w:keepNext/>
+        <w:spacing w:after="0" w:before="50"/>
+      </w:pPr>
+      <w:r>
+        <w:rPr>
+          <w:b/>
+          <w:bCs/>
+          <w:color w:val="6B4FA0"/>
+          <w:sz w:val="21"/>
+          <w:szCs w:val="21"/>
+        </w:rPr>
+        <w:t xml:space="preserve">Step 2:</w:t>
+      </w:r>
+    </w:p>
+    <w:p>
+      <w:pPr>
+        <w:pBdr>
+          <w:bottom w:val="single" w:color="AFBECC" w:sz="6"/>
+        </w:pBdr>
+        <w:spacing w:after="30" w:before="150"/>
+      </w:pPr>
+      <w:r>
+        <w:t xml:space="preserve"/>
+      </w:r>
+    </w:p>
+    <w:p>
+      <w:pPr>
+        <w:keepNext/>
+        <w:spacing w:after="0" w:before="60"/>
+      </w:pPr>
+      <w:r>
+        <w:rPr>
+          <w:b/>
+          <w:bCs/>
+          <w:color w:val="12355B"/>
+          <w:sz w:val="21"/>
+          <w:szCs w:val="21"/>
+        </w:rPr>
+        <w:t xml:space="preserve">Answer:</w:t>
+      </w:r>
+    </w:p>
+    <w:p>
+      <w:pPr>
+        <w:pBdr>
+          <w:bottom w:val="single" w:color="AFBECC" w:sz="6"/>
+        </w:pBdr>
+        <w:spacing w:after="30" w:before="150"/>
+      </w:pPr>
+      <w:r>
+        <w:t xml:space="preserve"/>
+      </w:r>
+    </w:p>
+    <w:p>
+      <w:pPr>
+        <w:spacing w:after="80"/>
+      </w:pPr>
+      <w:r>
+        <w:t xml:space="preserve"/>
+      </w:r>
+    </w:p>
+    <w:tbl>
+      <w:tblPr>
+        <w:tblW w:type="pct" w:w="100%"/>
+        <w:tblBorders>
+          <w:top w:val="single" w:color="BBD0DE" w:sz="8"/>
+          <w:left w:val="single" w:color="BBD0DE" w:sz="8"/>
+          <w:bottom w:val="single" w:color="BBD0DE" w:sz="8"/>
+          <w:right w:val="single" w:color="BBD0DE" w:sz="8"/>
+          <w:insideH w:val="single" w:color="auto" w:sz="4"/>
+          <w:insideV w:val="single" w:color="auto" w:sz="4"/>
+        </w:tblBorders>
+      </w:tblPr>
+      <w:tblGrid>
+        <w:gridCol w:w="100"/>
+      </w:tblGrid>
+      <w:tr>
+        <w:tc>
+          <w:tcPr>
+            <w:shd w:fill="EEF4F8" w:color="auto" w:val="clear"/>
+            <w:tcMar>
+              <w:top w:type="dxa" w:w="120"/>
+              <w:left w:type="dxa" w:w="180"/>
+              <w:bottom w:type="dxa" w:w="120"/>
+              <w:right w:type="dxa" w:w="180"/>
+            </w:tcMar>
+          </w:tcPr>
+          <w:p>
+            <w:pPr>
               <w:spacing w:after="60"/>
             </w:pPr>
             <w:r>
@@ -3350,6 +4646,97 @@
           <w:szCs w:val="19"/>
         </w:rPr>
         <w:t xml:space="preserve">  — 2 2/3 = 8/3. Then 8/3 ÷ 2/3 = 8/3 × 3/2 = 24/6 = 4.</w:t>
+      </w:r>
+    </w:p>
+    <w:p>
+      <w:pPr>
+        <w:pStyle w:val="Heading2"/>
+        <w:spacing w:after="80" w:before="180"/>
+      </w:pPr>
+      <w:r>
+        <w:rPr>
+          <w:b/>
+          <w:bCs/>
+          <w:color w:val="12355B"/>
+          <w:sz w:val="24"/>
+          <w:szCs w:val="24"/>
+        </w:rPr>
+        <w:t xml:space="preserve">Math Writing Criteria</w:t>
+      </w:r>
+    </w:p>
+    <w:p>
+      <w:pPr>
+        <w:spacing w:after="100"/>
+      </w:pPr>
+      <w:r>
+        <w:rPr>
+          <w:i/>
+          <w:iCs/>
+          <w:color w:val="5F6F80"/>
+          <w:sz w:val="19"/>
+          <w:szCs w:val="19"/>
+        </w:rPr>
+        <w:t xml:space="preserve">The support level changes the amount of language scaffolding, not the mathematical expectation.</w:t>
+      </w:r>
+    </w:p>
+    <w:p>
+      <w:pPr>
+        <w:spacing w:after="80"/>
+      </w:pPr>
+      <w:r>
+        <w:rPr>
+          <w:sz w:val="20"/>
+          <w:szCs w:val="20"/>
+        </w:rPr>
+        <w:t xml:space="preserve">☐  I answered the question.</w:t>
+      </w:r>
+    </w:p>
+    <w:p>
+      <w:pPr>
+        <w:spacing w:after="80"/>
+      </w:pPr>
+      <w:r>
+        <w:rPr>
+          <w:sz w:val="20"/>
+          <w:szCs w:val="20"/>
+        </w:rPr>
+        <w:t xml:space="preserve">☐  I used math evidence: numbers, an equation, a model, or a comparison.</w:t>
+      </w:r>
+    </w:p>
+    <w:p>
+      <w:pPr>
+        <w:spacing w:after="80"/>
+      </w:pPr>
+      <w:r>
+        <w:rPr>
+          <w:sz w:val="20"/>
+          <w:szCs w:val="20"/>
+        </w:rPr>
+        <w:t xml:space="preserve">☐  I explained how the evidence proves my answer.</w:t>
+      </w:r>
+    </w:p>
+    <w:p>
+      <w:pPr>
+        <w:spacing w:after="80"/>
+      </w:pPr>
+      <w:r>
+        <w:rPr>
+          <w:sz w:val="20"/>
+          <w:szCs w:val="20"/>
+        </w:rPr>
+        <w:t xml:space="preserve">☐  I used at least two math words.</w:t>
+      </w:r>
+    </w:p>
+    <w:p>
+      <w:pPr>
+        <w:spacing w:after="80"/>
+      </w:pPr>
+      <w:r>
+        <w:rPr>
+          <w:sz w:val="20"/>
+          <w:szCs w:val="20"/>
+        </w:rPr>
+        <w:t xml:space="preserve">☐  I reread complete sentences and punctuation.</w:t>
       </w:r>
     </w:p>
     <w:sectPr>

--- a/lessons/2-4/downloads/2-4-notes-teacher.docx
+++ b/lessons/2-4/downloads/2-4-notes-teacher.docx
@@ -1447,7 +1447,7 @@
           <w:sz w:val="22"/>
           <w:szCs w:val="22"/>
         </w:rPr>
-        <w:t xml:space="preserve">__________  —  Show a data set's five-number summary in a box-and-whisker display.</w:t>
+        <w:t xml:space="preserve">A box plot shows the ___-number summary: least, Q1, median, Q3, greatest.</w:t>
       </w:r>
     </w:p>
     <w:p>

--- a/lessons/2-4/downloads/2-4-notes-teacher.docx
+++ b/lessons/2-4/downloads/2-4-notes-teacher.docx
@@ -219,10 +219,12 @@
     <w:p>
       <w:pPr>
         <w:pStyle w:val="Heading1"/>
+        <w:keepNext/>
+        <w:keepLines/>
         <w:pBdr>
           <w:bottom w:val="single" w:color="1FA6A2" w:sz="14" w:space="6"/>
         </w:pBdr>
-        <w:spacing w:after="140" w:before="260"/>
+        <w:spacing w:after="140" w:before="300"/>
       </w:pPr>
       <w:r>
         <w:rPr>
@@ -1331,10 +1333,12 @@
     <w:p>
       <w:pPr>
         <w:pStyle w:val="Heading1"/>
+        <w:keepNext/>
+        <w:keepLines/>
         <w:pBdr>
           <w:bottom w:val="single" w:color="1FA6A2" w:sz="14" w:space="6"/>
         </w:pBdr>
-        <w:spacing w:after="140" w:before="260"/>
+        <w:spacing w:after="140" w:before="300"/>
       </w:pPr>
       <w:r>
         <w:rPr>
@@ -1430,7 +1434,8 @@
     </w:p>
     <w:p>
       <w:pPr>
-        <w:spacing w:after="120" w:before="80"/>
+        <w:keepLines/>
+        <w:spacing w:after="260" w:before="200"/>
       </w:pPr>
       <w:r>
         <w:rPr>
@@ -1447,34 +1452,27 @@
           <w:sz w:val="22"/>
           <w:szCs w:val="22"/>
         </w:rPr>
-        <w:t xml:space="preserve">A box plot shows the ___-number summary: least, Q1, median, Q3, greatest.</w:t>
-      </w:r>
-    </w:p>
-    <w:p>
-      <w:pPr>
-        <w:spacing w:after="120" w:before="80"/>
-      </w:pPr>
-      <w:r>
-        <w:rPr>
-          <w:b/>
-          <w:bCs/>
-          <w:color w:val="12355B"/>
+        <w:t xml:space="preserve">A box plot shows the </w:t>
+      </w:r>
+      <w:r>
+        <w:rPr>
           <w:sz w:val="22"/>
           <w:szCs w:val="22"/>
         </w:rPr>
-        <w:t xml:space="preserve">2.  </w:t>
+        <w:t xml:space="preserve">________________</w:t>
       </w:r>
       <w:r>
         <w:rPr>
           <w:sz w:val="22"/>
           <w:szCs w:val="22"/>
         </w:rPr>
-        <w:t xml:space="preserve">A graph that shows data with a box and whiskers based on the five-number summary is a ___.</w:t>
-      </w:r>
-    </w:p>
-    <w:p>
-      <w:pPr>
-        <w:spacing w:after="120" w:before="80"/>
+        <w:t xml:space="preserve">-number summary: least, Q1, median, Q3, greatest.</w:t>
+      </w:r>
+    </w:p>
+    <w:p>
+      <w:pPr>
+        <w:keepLines/>
+        <w:spacing w:after="260" w:before="200"/>
       </w:pPr>
       <w:r>
         <w:rPr>
@@ -1484,41 +1482,34 @@
           <w:sz w:val="22"/>
           <w:szCs w:val="22"/>
         </w:rPr>
-        <w:t xml:space="preserve">3.  </w:t>
+        <w:t xml:space="preserve">2.  </w:t>
       </w:r>
       <w:r>
         <w:rPr>
           <w:sz w:val="22"/>
           <w:szCs w:val="22"/>
         </w:rPr>
-        <w:t xml:space="preserve">The middle value of the data, shown as a line inside the box, is the ___.</w:t>
-      </w:r>
-    </w:p>
-    <w:p>
-      <w:pPr>
-        <w:spacing w:after="120" w:before="80"/>
-      </w:pPr>
-      <w:r>
-        <w:rPr>
-          <w:b/>
-          <w:bCs/>
-          <w:color w:val="12355B"/>
+        <w:t xml:space="preserve">A graph that shows data with a box and whiskers based on the five-number summary is a </w:t>
+      </w:r>
+      <w:r>
+        <w:rPr>
           <w:sz w:val="22"/>
           <w:szCs w:val="22"/>
         </w:rPr>
-        <w:t xml:space="preserve">4.  </w:t>
+        <w:t xml:space="preserve">________________</w:t>
       </w:r>
       <w:r>
         <w:rPr>
           <w:sz w:val="22"/>
           <w:szCs w:val="22"/>
         </w:rPr>
-        <w:t xml:space="preserve">A value that divides the data into four equal parts is a ___.</w:t>
-      </w:r>
-    </w:p>
-    <w:p>
-      <w:pPr>
-        <w:spacing w:after="120" w:before="80"/>
+        <w:t xml:space="preserve">.</w:t>
+      </w:r>
+    </w:p>
+    <w:p>
+      <w:pPr>
+        <w:keepLines/>
+        <w:spacing w:after="260" w:before="200"/>
       </w:pPr>
       <w:r>
         <w:rPr>
@@ -1528,41 +1519,34 @@
           <w:sz w:val="22"/>
           <w:szCs w:val="22"/>
         </w:rPr>
-        <w:t xml:space="preserve">5.  </w:t>
+        <w:t xml:space="preserve">3.  </w:t>
       </w:r>
       <w:r>
         <w:rPr>
           <w:sz w:val="22"/>
           <w:szCs w:val="22"/>
         </w:rPr>
-        <w:t xml:space="preserve">The distance between the first and third quartiles, showing the middle 50% of data, is the ___.</w:t>
-      </w:r>
-    </w:p>
-    <w:p>
-      <w:pPr>
-        <w:spacing w:after="120" w:before="80"/>
-      </w:pPr>
-      <w:r>
-        <w:rPr>
-          <w:b/>
-          <w:bCs/>
-          <w:color w:val="12355B"/>
+        <w:t xml:space="preserve">The middle value of the data, shown as a line inside the box, is the </w:t>
+      </w:r>
+      <w:r>
+        <w:rPr>
           <w:sz w:val="22"/>
           <w:szCs w:val="22"/>
         </w:rPr>
-        <w:t xml:space="preserve">6.  </w:t>
+        <w:t xml:space="preserve">________________</w:t>
       </w:r>
       <w:r>
         <w:rPr>
           <w:sz w:val="22"/>
           <w:szCs w:val="22"/>
         </w:rPr>
-        <w:t xml:space="preserve">The way data values are spread out is the ___.</w:t>
-      </w:r>
-    </w:p>
-    <w:p>
-      <w:pPr>
-        <w:spacing w:after="120" w:before="80"/>
+        <w:t xml:space="preserve">.</w:t>
+      </w:r>
+    </w:p>
+    <w:p>
+      <w:pPr>
+        <w:keepLines/>
+        <w:spacing w:after="260" w:before="200"/>
       </w:pPr>
       <w:r>
         <w:rPr>
@@ -1572,24 +1556,150 @@
           <w:sz w:val="22"/>
           <w:szCs w:val="22"/>
         </w:rPr>
-        <w:t xml:space="preserve">7.  </w:t>
+        <w:t xml:space="preserve">4.  </w:t>
       </w:r>
       <w:r>
         <w:rPr>
           <w:sz w:val="22"/>
           <w:szCs w:val="22"/>
         </w:rPr>
-        <w:t xml:space="preserve">How spread out the data values are is the ___.</w:t>
+        <w:t xml:space="preserve">A value that divides the data into four equal parts is a </w:t>
+      </w:r>
+      <w:r>
+        <w:rPr>
+          <w:sz w:val="22"/>
+          <w:szCs w:val="22"/>
+        </w:rPr>
+        <w:t xml:space="preserve">________________</w:t>
+      </w:r>
+      <w:r>
+        <w:rPr>
+          <w:sz w:val="22"/>
+          <w:szCs w:val="22"/>
+        </w:rPr>
+        <w:t xml:space="preserve">.</w:t>
+      </w:r>
+    </w:p>
+    <w:p>
+      <w:pPr>
+        <w:keepLines/>
+        <w:spacing w:after="260" w:before="200"/>
+      </w:pPr>
+      <w:r>
+        <w:rPr>
+          <w:b/>
+          <w:bCs/>
+          <w:color w:val="12355B"/>
+          <w:sz w:val="22"/>
+          <w:szCs w:val="22"/>
+        </w:rPr>
+        <w:t xml:space="preserve">5.  </w:t>
+      </w:r>
+      <w:r>
+        <w:rPr>
+          <w:sz w:val="22"/>
+          <w:szCs w:val="22"/>
+        </w:rPr>
+        <w:t xml:space="preserve">The distance between the first and third quartiles, showing the middle 50% of data, is the </w:t>
+      </w:r>
+      <w:r>
+        <w:rPr>
+          <w:sz w:val="22"/>
+          <w:szCs w:val="22"/>
+        </w:rPr>
+        <w:t xml:space="preserve">________________</w:t>
+      </w:r>
+      <w:r>
+        <w:rPr>
+          <w:sz w:val="22"/>
+          <w:szCs w:val="22"/>
+        </w:rPr>
+        <w:t xml:space="preserve">.</w:t>
+      </w:r>
+    </w:p>
+    <w:p>
+      <w:pPr>
+        <w:keepLines/>
+        <w:spacing w:after="260" w:before="200"/>
+      </w:pPr>
+      <w:r>
+        <w:rPr>
+          <w:b/>
+          <w:bCs/>
+          <w:color w:val="12355B"/>
+          <w:sz w:val="22"/>
+          <w:szCs w:val="22"/>
+        </w:rPr>
+        <w:t xml:space="preserve">6.  </w:t>
+      </w:r>
+      <w:r>
+        <w:rPr>
+          <w:sz w:val="22"/>
+          <w:szCs w:val="22"/>
+        </w:rPr>
+        <w:t xml:space="preserve">The way data values are spread out is the </w:t>
+      </w:r>
+      <w:r>
+        <w:rPr>
+          <w:sz w:val="22"/>
+          <w:szCs w:val="22"/>
+        </w:rPr>
+        <w:t xml:space="preserve">________________</w:t>
+      </w:r>
+      <w:r>
+        <w:rPr>
+          <w:sz w:val="22"/>
+          <w:szCs w:val="22"/>
+        </w:rPr>
+        <w:t xml:space="preserve">.</w:t>
+      </w:r>
+    </w:p>
+    <w:p>
+      <w:pPr>
+        <w:keepLines/>
+        <w:spacing w:after="260" w:before="200"/>
+      </w:pPr>
+      <w:r>
+        <w:rPr>
+          <w:b/>
+          <w:bCs/>
+          <w:color w:val="12355B"/>
+          <w:sz w:val="22"/>
+          <w:szCs w:val="22"/>
+        </w:rPr>
+        <w:t xml:space="preserve">7.  </w:t>
+      </w:r>
+      <w:r>
+        <w:rPr>
+          <w:sz w:val="22"/>
+          <w:szCs w:val="22"/>
+        </w:rPr>
+        <w:t xml:space="preserve">How spread out the data values are is the </w:t>
+      </w:r>
+      <w:r>
+        <w:rPr>
+          <w:sz w:val="22"/>
+          <w:szCs w:val="22"/>
+        </w:rPr>
+        <w:t xml:space="preserve">________________</w:t>
+      </w:r>
+      <w:r>
+        <w:rPr>
+          <w:sz w:val="22"/>
+          <w:szCs w:val="22"/>
+        </w:rPr>
+        <w:t xml:space="preserve">.</w:t>
       </w:r>
     </w:p>
     <w:p>
       <w:pPr>
         <w:pStyle w:val="Heading1"/>
-        <w:pageBreakBefore/>
+        <w:keepNext/>
+        <w:keepLines/>
         <w:pBdr>
           <w:bottom w:val="single" w:color="1FA6A2" w:sz="14" w:space="6"/>
         </w:pBdr>
-        <w:spacing w:after="140" w:before="0"/>
+        <w:spacing w:after="140" w:before="300"/>
       </w:pPr>
       <w:r>
         <w:rPr>
@@ -2870,11 +2980,12 @@
     <w:p>
       <w:pPr>
         <w:pStyle w:val="Heading1"/>
-        <w:pageBreakBefore/>
+        <w:keepNext/>
+        <w:keepLines/>
         <w:pBdr>
           <w:bottom w:val="single" w:color="1FA6A2" w:sz="14" w:space="6"/>
         </w:pBdr>
-        <w:spacing w:after="140" w:before="0"/>
+        <w:spacing w:after="140" w:before="300"/>
       </w:pPr>
       <w:r>
         <w:rPr>
@@ -3207,11 +3318,12 @@
     <w:p>
       <w:pPr>
         <w:pStyle w:val="Heading1"/>
-        <w:pageBreakBefore/>
+        <w:keepNext/>
+        <w:keepLines/>
         <w:pBdr>
           <w:bottom w:val="single" w:color="1FA6A2" w:sz="14" w:space="6"/>
         </w:pBdr>
-        <w:spacing w:after="140" w:before="0"/>
+        <w:spacing w:after="140" w:before="300"/>
       </w:pPr>
       <w:r>
         <w:rPr>
@@ -4013,11 +4125,12 @@
     <w:p>
       <w:pPr>
         <w:pStyle w:val="Heading1"/>
-        <w:pageBreakBefore/>
+        <w:keepNext/>
+        <w:keepLines/>
         <w:pBdr>
           <w:bottom w:val="single" w:color="1FA6A2" w:sz="14" w:space="6"/>
         </w:pBdr>
-        <w:spacing w:after="140" w:before="0"/>
+        <w:spacing w:after="140" w:before="300"/>
       </w:pPr>
       <w:r>
         <w:rPr>
@@ -4516,11 +4629,12 @@
     <w:p>
       <w:pPr>
         <w:pStyle w:val="Heading1"/>
-        <w:pageBreakBefore/>
+        <w:keepNext/>
+        <w:keepLines/>
         <w:pBdr>
           <w:bottom w:val="single" w:color="1FA6A2" w:sz="14" w:space="6"/>
         </w:pBdr>
-        <w:spacing w:after="140" w:before="0"/>
+        <w:spacing w:after="140" w:before="300"/>
       </w:pPr>
       <w:r>
         <w:rPr>
@@ -4633,6 +4747,8 @@
     <w:p>
       <w:pPr>
         <w:pStyle w:val="Heading1"/>
+        <w:keepNext/>
+        <w:keepLines/>
         <w:pageBreakBefore/>
         <w:pBdr>
           <w:bottom w:val="single" w:color="1FA6A2" w:sz="14" w:space="6"/>

--- a/lessons/2-4/downloads/2-4-notes-teacher.docx
+++ b/lessons/2-4/downloads/2-4-notes-teacher.docx
@@ -1712,47 +1712,6 @@
         <w:t xml:space="preserve">Write About the Math</w:t>
       </w:r>
     </w:p>
-    <w:p>
-      <w:pPr>
-        <w:spacing w:after="100"/>
-      </w:pPr>
-      <w:r>
-        <w:rPr>
-          <w:i/>
-          <w:iCs/>
-          <w:color w:val="5F6F80"/>
-          <w:sz w:val="19"/>
-          <w:szCs w:val="19"/>
-        </w:rPr>
-        <w:t xml:space="preserve">Use the support level you need. Every level answers the same math question.</w:t>
-      </w:r>
-    </w:p>
-    <w:p>
-      <w:pPr>
-        <w:pStyle w:val="Heading2"/>
-        <w:spacing w:after="80" w:before="180"/>
-      </w:pPr>
-      <w:r>
-        <w:rPr>
-          <w:b/>
-          <w:bCs/>
-          <w:color w:val="12355B"/>
-          <w:sz w:val="24"/>
-          <w:szCs w:val="24"/>
-        </w:rPr>
-        <w:t xml:space="preserve">1. Understand the Question</w:t>
-      </w:r>
-      <w:r>
-        <w:rPr>
-          <w:i/>
-          <w:iCs/>
-          <w:color w:val="B97A12"/>
-          <w:sz w:val="19"/>
-          <w:szCs w:val="19"/>
-        </w:rPr>
-        <w:t xml:space="preserve">   explain</w:t>
-      </w:r>
-    </w:p>
     <w:tbl>
       <w:tblPr>
         <w:tblW w:type="pct" w:w="100%"/>
@@ -1791,344 +1750,6 @@
               </w:rPr>
               <w:t xml:space="preserve">Which team is more consistently scoring high? Use the box plot values to support your answer?</w:t>
             </w:r>
-          </w:p>
-          <w:p>
-            <w:pPr>
-              <w:spacing w:after="0"/>
-            </w:pPr>
-            <w:r>
-              <w:rPr>
-                <w:b/>
-                <w:bCs/>
-                <w:color w:val="12355B"/>
-                <w:sz w:val="20"/>
-                <w:szCs w:val="20"/>
-              </w:rPr>
-              <w:t xml:space="preserve">Your job:  </w:t>
-            </w:r>
-            <w:r>
-              <w:rPr>
-                <w:sz w:val="20"/>
-                <w:szCs w:val="20"/>
-              </w:rPr>
-              <w:t xml:space="preserve">Answer the question. Use math evidence. Explain how the evidence proves your answer.</w:t>
-            </w:r>
-            <w:r>
-              <w:rPr>
-                <w:i/>
-                <w:iCs/>
-                <w:color w:val="5F6F80"/>
-                <w:sz w:val="18"/>
-                <w:szCs w:val="18"/>
-              </w:rPr>
-              <w:br/>
-              <w:t xml:space="preserve">Responde la pregunta. Usa evidencia matemática. Explica cómo la evidencia demuestra tu respuesta.</w:t>
-            </w:r>
-          </w:p>
-        </w:tc>
-      </w:tr>
-    </w:tbl>
-    <w:p>
-      <w:pPr>
-        <w:pStyle w:val="Heading2"/>
-        <w:spacing w:after="80" w:before="180"/>
-      </w:pPr>
-      <w:r>
-        <w:rPr>
-          <w:b/>
-          <w:bCs/>
-          <w:color w:val="12355B"/>
-          <w:sz w:val="24"/>
-          <w:szCs w:val="24"/>
-        </w:rPr>
-        <w:t xml:space="preserve">2. Plan Your Math Words</w:t>
-      </w:r>
-      <w:r>
-        <w:rPr>
-          <w:i/>
-          <w:iCs/>
-          <w:color w:val="1FA6A2"/>
-          <w:sz w:val="19"/>
-          <w:szCs w:val="19"/>
-        </w:rPr>
-        <w:t xml:space="preserve">   check at least two</w:t>
-      </w:r>
-    </w:p>
-    <w:p>
-      <w:pPr>
-        <w:spacing w:after="60"/>
-      </w:pPr>
-      <w:r>
-        <w:rPr>
-          <w:b/>
-          <w:bCs/>
-          <w:color w:val="1FA6A2"/>
-          <w:sz w:val="22"/>
-          <w:szCs w:val="22"/>
-        </w:rPr>
-        <w:t xml:space="preserve">☐  </w:t>
-      </w:r>
-      <w:r>
-        <w:rPr>
-          <w:b/>
-          <w:bCs/>
-          <w:color w:val="12355B"/>
-          <w:sz w:val="20"/>
-          <w:szCs w:val="20"/>
-        </w:rPr>
-        <w:t xml:space="preserve">Display Data with Box Plots — </w:t>
-      </w:r>
-      <w:r>
-        <w:rPr>
-          <w:sz w:val="20"/>
-          <w:szCs w:val="20"/>
-        </w:rPr>
-        <w:t xml:space="preserve">Show a data set's five-number summary in a box-and-whisker display.</w:t>
-      </w:r>
-      <w:r>
-        <w:rPr>
-          <w:i/>
-          <w:iCs/>
-          <w:color w:val="5F6F80"/>
-          <w:sz w:val="18"/>
-          <w:szCs w:val="18"/>
-        </w:rPr>
-        <w:br/>
-        <w:t xml:space="preserve">Representar datos con diagramas de caja — Mostrar el resumen de cinco números de un conjunto de datos en un diagrama de caja y bigotes.</w:t>
-      </w:r>
-    </w:p>
-    <w:p>
-      <w:pPr>
-        <w:spacing w:after="60"/>
-      </w:pPr>
-      <w:r>
-        <w:rPr>
-          <w:b/>
-          <w:bCs/>
-          <w:color w:val="1FA6A2"/>
-          <w:sz w:val="22"/>
-          <w:szCs w:val="22"/>
-        </w:rPr>
-        <w:t xml:space="preserve">☐  </w:t>
-      </w:r>
-      <w:r>
-        <w:rPr>
-          <w:b/>
-          <w:bCs/>
-          <w:color w:val="12355B"/>
-          <w:sz w:val="20"/>
-          <w:szCs w:val="20"/>
-        </w:rPr>
-        <w:t xml:space="preserve">Box Plot — </w:t>
-      </w:r>
-      <w:r>
-        <w:rPr>
-          <w:sz w:val="20"/>
-          <w:szCs w:val="20"/>
-        </w:rPr>
-        <w:t xml:space="preserve">A graph that shows how data is spread using five key numbers.</w:t>
-      </w:r>
-      <w:r>
-        <w:rPr>
-          <w:i/>
-          <w:iCs/>
-          <w:color w:val="5F6F80"/>
-          <w:sz w:val="18"/>
-          <w:szCs w:val="18"/>
-        </w:rPr>
-        <w:br/>
-        <w:t xml:space="preserve">Diagrama de caja — Una gráfica que muestra cómo se reparten los datos con cinco números clave.</w:t>
-      </w:r>
-    </w:p>
-    <w:p>
-      <w:pPr>
-        <w:spacing w:after="60"/>
-      </w:pPr>
-      <w:r>
-        <w:rPr>
-          <w:b/>
-          <w:bCs/>
-          <w:color w:val="1FA6A2"/>
-          <w:sz w:val="22"/>
-          <w:szCs w:val="22"/>
-        </w:rPr>
-        <w:t xml:space="preserve">☐  </w:t>
-      </w:r>
-      <w:r>
-        <w:rPr>
-          <w:b/>
-          <w:bCs/>
-          <w:color w:val="12355B"/>
-          <w:sz w:val="20"/>
-          <w:szCs w:val="20"/>
-        </w:rPr>
-        <w:t xml:space="preserve">Median — </w:t>
-      </w:r>
-      <w:r>
-        <w:rPr>
-          <w:sz w:val="20"/>
-          <w:szCs w:val="20"/>
-        </w:rPr>
-        <w:t xml:space="preserve">The middle number when you put them in order.</w:t>
-      </w:r>
-      <w:r>
-        <w:rPr>
-          <w:i/>
-          <w:iCs/>
-          <w:color w:val="5F6F80"/>
-          <w:sz w:val="18"/>
-          <w:szCs w:val="18"/>
-        </w:rPr>
-        <w:br/>
-        <w:t xml:space="preserve">Mediana — El número del medio cuando los pones en orden.</w:t>
-      </w:r>
-    </w:p>
-    <w:p>
-      <w:pPr>
-        <w:spacing w:after="60"/>
-      </w:pPr>
-      <w:r>
-        <w:rPr>
-          <w:b/>
-          <w:bCs/>
-          <w:color w:val="1FA6A2"/>
-          <w:sz w:val="22"/>
-          <w:szCs w:val="22"/>
-        </w:rPr>
-        <w:t xml:space="preserve">☐  </w:t>
-      </w:r>
-      <w:r>
-        <w:rPr>
-          <w:b/>
-          <w:bCs/>
-          <w:color w:val="12355B"/>
-          <w:sz w:val="20"/>
-          <w:szCs w:val="20"/>
-        </w:rPr>
-        <w:t xml:space="preserve">Quartile — </w:t>
-      </w:r>
-      <w:r>
-        <w:rPr>
-          <w:sz w:val="20"/>
-          <w:szCs w:val="20"/>
-        </w:rPr>
-        <w:t xml:space="preserve">Numbers that split the data into four equal parts.</w:t>
-      </w:r>
-      <w:r>
-        <w:rPr>
-          <w:i/>
-          <w:iCs/>
-          <w:color w:val="5F6F80"/>
-          <w:sz w:val="18"/>
-          <w:szCs w:val="18"/>
-        </w:rPr>
-        <w:br/>
-        <w:t xml:space="preserve">Cuartil — Números que dividen los datos en cuatro partes iguales.</w:t>
-      </w:r>
-    </w:p>
-    <w:p>
-      <w:pPr>
-        <w:spacing w:after="60"/>
-      </w:pPr>
-      <w:r>
-        <w:rPr>
-          <w:b/>
-          <w:bCs/>
-          <w:color w:val="1FA6A2"/>
-          <w:sz w:val="22"/>
-          <w:szCs w:val="22"/>
-        </w:rPr>
-        <w:t xml:space="preserve">☐  </w:t>
-      </w:r>
-      <w:r>
-        <w:rPr>
-          <w:b/>
-          <w:bCs/>
-          <w:color w:val="12355B"/>
-          <w:sz w:val="20"/>
-          <w:szCs w:val="20"/>
-        </w:rPr>
-        <w:t xml:space="preserve">Interquartile Range — </w:t>
-      </w:r>
-      <w:r>
-        <w:rPr>
-          <w:sz w:val="20"/>
-          <w:szCs w:val="20"/>
-        </w:rPr>
-        <w:t xml:space="preserve">The spread of the middle half of the data (Q3 − Q1).</w:t>
-      </w:r>
-      <w:r>
-        <w:rPr>
-          <w:i/>
-          <w:iCs/>
-          <w:color w:val="5F6F80"/>
-          <w:sz w:val="18"/>
-          <w:szCs w:val="18"/>
-        </w:rPr>
-        <w:br/>
-        <w:t xml:space="preserve">Rango intercuartílico — La extensión de la mitad central de los datos (Q3 − Q1).</w:t>
-      </w:r>
-    </w:p>
-    <w:tbl>
-      <w:tblPr>
-        <w:tblW w:type="pct" w:w="100%"/>
-        <w:tblBorders>
-          <w:top w:val="single" w:color="1FA6A2" w:sz="8"/>
-          <w:left w:val="single" w:color="1FA6A2" w:sz="8"/>
-          <w:bottom w:val="single" w:color="1FA6A2" w:sz="8"/>
-          <w:right w:val="single" w:color="1FA6A2" w:sz="8"/>
-          <w:insideH w:val="single" w:color="auto" w:sz="4"/>
-          <w:insideV w:val="single" w:color="auto" w:sz="4"/>
-        </w:tblBorders>
-      </w:tblPr>
-      <w:tblGrid>
-        <w:gridCol w:w="100"/>
-      </w:tblGrid>
-      <w:tr>
-        <w:tc>
-          <w:tcPr>
-            <w:shd w:fill="F7FFFD" w:color="auto" w:val="clear"/>
-            <w:tcMar>
-              <w:top w:type="dxa" w:w="120"/>
-              <w:left w:type="dxa" w:w="180"/>
-              <w:bottom w:type="dxa" w:w="120"/>
-              <w:right w:type="dxa" w:w="180"/>
-            </w:tcMar>
-          </w:tcPr>
-          <w:p>
-            <w:pPr>
-              <w:spacing w:after="50"/>
-            </w:pPr>
-            <w:r>
-              <w:rPr>
-                <w:b/>
-                <w:bCs/>
-                <w:color w:val="1FA6A2"/>
-                <w:sz w:val="20"/>
-                <w:szCs w:val="20"/>
-              </w:rPr>
-              <w:t xml:space="preserve">Say it first:  </w:t>
-            </w:r>
-            <w:r>
-              <w:rPr>
-                <w:sz w:val="20"/>
-                <w:szCs w:val="20"/>
-              </w:rPr>
-              <w:t xml:space="preserve">Say your idea to a partner or quietly to yourself before you write.</w:t>
-            </w:r>
-          </w:p>
-          <w:p>
-            <w:pPr>
-              <w:spacing w:after="60"/>
-            </w:pPr>
-            <w:r>
-              <w:rPr>
-                <w:color w:val="1A2733"/>
-                <w:sz w:val="21"/>
-                <w:szCs w:val="21"/>
-              </w:rPr>
-              <w:t xml:space="preserve">Team A's IQR is ___ and Team B's IQR is ___. Team B's middle 50% scores between ___ and ___. The fan is wrong because ___. The box plot shows that Team B is more consistent because its Q1 and median are higher and its IQR (10) is smaller, while ___.</w:t>
-            </w:r>
             <w:r>
               <w:rPr>
                 <w:i/>
@@ -2138,7 +1759,7 @@
                 <w:szCs w:val="19"/>
               </w:rPr>
               <w:br/>
-              <w:t xml:space="preserve">Di tu respuesta primero: Mi respuesta es ___ porque ___.</w:t>
+              <w:t xml:space="preserve">¿Qué equipo anota alto de forma más consistente? Usa los valores del diagrama de caja para apoyar tu respuesta?</w:t>
             </w:r>
           </w:p>
         </w:tc>
@@ -2146,28 +1767,192 @@
     </w:tbl>
     <w:p>
       <w:pPr>
-        <w:pStyle w:val="Heading2"/>
-        <w:spacing w:after="80" w:before="180"/>
-      </w:pPr>
-      <w:r>
-        <w:rPr>
-          <w:b/>
-          <w:bCs/>
-          <w:color w:val="12355B"/>
-          <w:sz w:val="24"/>
-          <w:szCs w:val="24"/>
-        </w:rPr>
-        <w:t xml:space="preserve">3. Build Your Explanation</w:t>
-      </w:r>
+        <w:spacing w:after="100"/>
+      </w:pPr>
       <w:r>
         <w:rPr>
           <w:i/>
           <w:iCs/>
-          <w:color w:val="B97A12"/>
+          <w:color w:val="5F6F80"/>
           <w:sz w:val="19"/>
           <w:szCs w:val="19"/>
         </w:rPr>
-        <w:t xml:space="preserve">   choose your support</w:t>
+        <w:t xml:space="preserve">Say your answer to a partner first. Then write it, using at least two of these words:</w:t>
+      </w:r>
+    </w:p>
+    <w:p>
+      <w:pPr>
+        <w:spacing w:after="40"/>
+      </w:pPr>
+      <w:r>
+        <w:rPr>
+          <w:b/>
+          <w:bCs/>
+          <w:color w:val="1FA6A2"/>
+          <w:sz w:val="22"/>
+          <w:szCs w:val="22"/>
+        </w:rPr>
+        <w:t xml:space="preserve">☐  </w:t>
+      </w:r>
+      <w:r>
+        <w:rPr>
+          <w:b/>
+          <w:bCs/>
+          <w:color w:val="12355B"/>
+          <w:sz w:val="20"/>
+          <w:szCs w:val="20"/>
+        </w:rPr>
+        <w:t xml:space="preserve">Box Plot</w:t>
+      </w:r>
+      <w:r>
+        <w:rPr>
+          <w:i/>
+          <w:iCs/>
+          <w:color w:val="5F6F80"/>
+          <w:sz w:val="18"/>
+          <w:szCs w:val="18"/>
+        </w:rPr>
+        <w:t xml:space="preserve">  ·  Diagrama de caja</w:t>
+      </w:r>
+    </w:p>
+    <w:p>
+      <w:pPr>
+        <w:spacing w:after="40"/>
+      </w:pPr>
+      <w:r>
+        <w:rPr>
+          <w:b/>
+          <w:bCs/>
+          <w:color w:val="1FA6A2"/>
+          <w:sz w:val="22"/>
+          <w:szCs w:val="22"/>
+        </w:rPr>
+        <w:t xml:space="preserve">☐  </w:t>
+      </w:r>
+      <w:r>
+        <w:rPr>
+          <w:b/>
+          <w:bCs/>
+          <w:color w:val="12355B"/>
+          <w:sz w:val="20"/>
+          <w:szCs w:val="20"/>
+        </w:rPr>
+        <w:t xml:space="preserve">Median</w:t>
+      </w:r>
+      <w:r>
+        <w:rPr>
+          <w:i/>
+          <w:iCs/>
+          <w:color w:val="5F6F80"/>
+          <w:sz w:val="18"/>
+          <w:szCs w:val="18"/>
+        </w:rPr>
+        <w:t xml:space="preserve">  ·  Mediana</w:t>
+      </w:r>
+    </w:p>
+    <w:p>
+      <w:pPr>
+        <w:spacing w:after="40"/>
+      </w:pPr>
+      <w:r>
+        <w:rPr>
+          <w:b/>
+          <w:bCs/>
+          <w:color w:val="1FA6A2"/>
+          <w:sz w:val="22"/>
+          <w:szCs w:val="22"/>
+        </w:rPr>
+        <w:t xml:space="preserve">☐  </w:t>
+      </w:r>
+      <w:r>
+        <w:rPr>
+          <w:b/>
+          <w:bCs/>
+          <w:color w:val="12355B"/>
+          <w:sz w:val="20"/>
+          <w:szCs w:val="20"/>
+        </w:rPr>
+        <w:t xml:space="preserve">Quartile</w:t>
+      </w:r>
+      <w:r>
+        <w:rPr>
+          <w:i/>
+          <w:iCs/>
+          <w:color w:val="5F6F80"/>
+          <w:sz w:val="18"/>
+          <w:szCs w:val="18"/>
+        </w:rPr>
+        <w:t xml:space="preserve">  ·  Cuartil</w:t>
+      </w:r>
+    </w:p>
+    <w:p>
+      <w:pPr>
+        <w:spacing w:after="40"/>
+      </w:pPr>
+      <w:r>
+        <w:rPr>
+          <w:b/>
+          <w:bCs/>
+          <w:color w:val="1FA6A2"/>
+          <w:sz w:val="22"/>
+          <w:szCs w:val="22"/>
+        </w:rPr>
+        <w:t xml:space="preserve">☐  </w:t>
+      </w:r>
+      <w:r>
+        <w:rPr>
+          <w:b/>
+          <w:bCs/>
+          <w:color w:val="12355B"/>
+          <w:sz w:val="20"/>
+          <w:szCs w:val="20"/>
+        </w:rPr>
+        <w:t xml:space="preserve">Interquartile Range</w:t>
+      </w:r>
+      <w:r>
+        <w:rPr>
+          <w:i/>
+          <w:iCs/>
+          <w:color w:val="5F6F80"/>
+          <w:sz w:val="18"/>
+          <w:szCs w:val="18"/>
+        </w:rPr>
+        <w:t xml:space="preserve">  ·  Rango intercuartílico</w:t>
+      </w:r>
+    </w:p>
+    <w:p>
+      <w:pPr>
+        <w:spacing w:after="40"/>
+      </w:pPr>
+      <w:r>
+        <w:rPr>
+          <w:b/>
+          <w:bCs/>
+          <w:color w:val="1FA6A2"/>
+          <w:sz w:val="22"/>
+          <w:szCs w:val="22"/>
+        </w:rPr>
+        <w:t xml:space="preserve">☐  </w:t>
+      </w:r>
+      <w:r>
+        <w:rPr>
+          <w:b/>
+          <w:bCs/>
+          <w:color w:val="12355B"/>
+          <w:sz w:val="20"/>
+          <w:szCs w:val="20"/>
+        </w:rPr>
+        <w:t xml:space="preserve">Data distribution</w:t>
+      </w:r>
+      <w:r>
+        <w:rPr>
+          <w:i/>
+          <w:iCs/>
+          <w:color w:val="5F6F80"/>
+          <w:sz w:val="18"/>
+          <w:szCs w:val="18"/>
+        </w:rPr>
+        <w:t xml:space="preserve">  ·  Distribución de datos</w:t>
       </w:r>
     </w:p>
     <w:tbl>
@@ -2198,21 +1983,6 @@
           </w:tcPr>
           <w:p>
             <w:pPr>
-              <w:spacing w:after="50"/>
-            </w:pPr>
-            <w:r>
-              <w:rPr>
-                <w:i/>
-                <w:iCs/>
-                <w:color w:val="5F6F80"/>
-                <w:sz w:val="19"/>
-                <w:szCs w:val="19"/>
-              </w:rPr>
-              <w:t xml:space="preserve">This model shows the parts of an explanation. It does not answer your writing question.</w:t>
-            </w:r>
-          </w:p>
-          <w:p>
-            <w:pPr>
               <w:spacing w:after="80"/>
             </w:pPr>
             <w:r>
@@ -2223,58 +1993,14 @@
                 <w:sz w:val="19"/>
                 <w:szCs w:val="19"/>
               </w:rPr>
-              <w:t xml:space="preserve">Claim:  </w:t>
+              <w:t xml:space="preserve">Model:  </w:t>
             </w:r>
             <w:r>
               <w:rPr>
                 <w:sz w:val="19"/>
                 <w:szCs w:val="19"/>
               </w:rPr>
-              <w:t xml:space="preserve">A box plot is built from the minimum, Q1, median, Q3, and maximum.</w:t>
-            </w:r>
-          </w:p>
-          <w:p>
-            <w:pPr>
-              <w:spacing w:after="80"/>
-            </w:pPr>
-            <w:r>
-              <w:rPr>
-                <w:b/>
-                <w:bCs/>
-                <w:color w:val="12355B"/>
-                <w:sz w:val="19"/>
-                <w:szCs w:val="19"/>
-              </w:rPr>
-              <w:t xml:space="preserve">Evidence:  </w:t>
-            </w:r>
-            <w:r>
-              <w:rPr>
-                <w:sz w:val="19"/>
-                <w:szCs w:val="19"/>
-              </w:rPr>
-              <w:t xml:space="preserve">Students name the five-number summary (min, Q1, median, Q3, max) and find the median (14) for the 11 ordered scores.</w:t>
-            </w:r>
-          </w:p>
-          <w:p>
-            <w:pPr>
-              <w:spacing w:after="80"/>
-            </w:pPr>
-            <w:r>
-              <w:rPr>
-                <w:b/>
-                <w:bCs/>
-                <w:color w:val="12355B"/>
-                <w:sz w:val="19"/>
-                <w:szCs w:val="19"/>
-              </w:rPr>
-              <w:t xml:space="preserve">Reasoning:  </w:t>
-            </w:r>
-            <w:r>
-              <w:rPr>
-                <w:sz w:val="19"/>
-                <w:szCs w:val="19"/>
-              </w:rPr>
-              <w:t xml:space="preserve">This evidence connects the definition of box plot to the mathematical claim.</w:t>
+              <w:t xml:space="preserve">A box plot is built from the minimum, Q1, median, Q3, and maximum. — Students name the five-number summary (min, Q1, median, Q3, max) and find the median (14) for the 11 ordered scores.</w:t>
             </w:r>
           </w:p>
         </w:tc>
@@ -2353,7 +2079,7 @@
           <w:sz w:val="21"/>
           <w:szCs w:val="21"/>
         </w:rPr>
-        <w:t xml:space="preserve">My answer is ___.</w:t>
+        <w:t xml:space="preserve">My answer is ___ because ___.</w:t>
       </w:r>
       <w:r>
         <w:rPr>
@@ -2364,7 +2090,7 @@
           <w:szCs w:val="19"/>
         </w:rPr>
         <w:br/>
-        <w:t xml:space="preserve">Mi respuesta es ___.</w:t>
+        <w:t xml:space="preserve">Mi respuesta es ___ porque ___.</w:t>
       </w:r>
     </w:p>
     <w:tbl>
@@ -2504,7 +2230,7 @@
           <w:sz w:val="21"/>
           <w:szCs w:val="21"/>
         </w:rPr>
-        <w:t xml:space="preserve">I know because ___.</w:t>
+        <w:t xml:space="preserve">My evidence is ___, so ___.</w:t>
       </w:r>
       <w:r>
         <w:rPr>
@@ -2515,31 +2241,7 @@
           <w:szCs w:val="19"/>
         </w:rPr>
         <w:br/>
-        <w:t xml:space="preserve">Lo sé porque ___.</w:t>
-      </w:r>
-    </w:p>
-    <w:p>
-      <w:pPr>
-        <w:spacing w:after="60"/>
-      </w:pPr>
-      <w:r>
-        <w:rPr>
-          <w:color w:val="1A2733"/>
-          <w:sz w:val="21"/>
-          <w:szCs w:val="21"/>
-        </w:rPr>
-        <w:t xml:space="preserve">So ___.</w:t>
-      </w:r>
-      <w:r>
-        <w:rPr>
-          <w:i/>
-          <w:iCs/>
-          <w:color w:val="5F6F80"/>
-          <w:sz w:val="19"/>
-          <w:szCs w:val="19"/>
-        </w:rPr>
-        <w:br/>
-        <w:t xml:space="preserve">Entonces ___.</w:t>
+        <w:t xml:space="preserve">Mi evidencia es ___, entonces ___.</w:t>
       </w:r>
     </w:p>
     <w:tbl>
@@ -2645,78 +2347,6 @@
         <w:t xml:space="preserve">Escribe una afirmación, da evidencia matemática y explica tu razonamiento.</w:t>
       </w:r>
     </w:p>
-    <w:p>
-      <w:pPr>
-        <w:spacing w:after="60"/>
-      </w:pPr>
-      <w:r>
-        <w:rPr>
-          <w:color w:val="1A2733"/>
-          <w:sz w:val="21"/>
-          <w:szCs w:val="21"/>
-        </w:rPr>
-        <w:t xml:space="preserve">My claim is ___.</w:t>
-      </w:r>
-      <w:r>
-        <w:rPr>
-          <w:i/>
-          <w:iCs/>
-          <w:color w:val="5F6F80"/>
-          <w:sz w:val="19"/>
-          <w:szCs w:val="19"/>
-        </w:rPr>
-        <w:br/>
-        <w:t xml:space="preserve">Mi afirmación es ___.</w:t>
-      </w:r>
-    </w:p>
-    <w:p>
-      <w:pPr>
-        <w:spacing w:after="60"/>
-      </w:pPr>
-      <w:r>
-        <w:rPr>
-          <w:color w:val="1A2733"/>
-          <w:sz w:val="21"/>
-          <w:szCs w:val="21"/>
-        </w:rPr>
-        <w:t xml:space="preserve">My math evidence is ___.</w:t>
-      </w:r>
-      <w:r>
-        <w:rPr>
-          <w:i/>
-          <w:iCs/>
-          <w:color w:val="5F6F80"/>
-          <w:sz w:val="19"/>
-          <w:szCs w:val="19"/>
-        </w:rPr>
-        <w:br/>
-        <w:t xml:space="preserve">Mi evidencia matemática es ___.</w:t>
-      </w:r>
-    </w:p>
-    <w:p>
-      <w:pPr>
-        <w:spacing w:after="60"/>
-      </w:pPr>
-      <w:r>
-        <w:rPr>
-          <w:color w:val="1A2733"/>
-          <w:sz w:val="21"/>
-          <w:szCs w:val="21"/>
-        </w:rPr>
-        <w:t xml:space="preserve">This proves ___ because ___.</w:t>
-      </w:r>
-      <w:r>
-        <w:rPr>
-          <w:i/>
-          <w:iCs/>
-          <w:color w:val="5F6F80"/>
-          <w:sz w:val="19"/>
-          <w:szCs w:val="19"/>
-        </w:rPr>
-        <w:br/>
-        <w:t xml:space="preserve">Esto demuestra ___ porque ___.</w:t>
-      </w:r>
-    </w:p>
     <w:tbl>
       <w:tblPr>
         <w:tblW w:type="pct" w:w="100%"/>
@@ -2799,7 +2429,7 @@
           <w:sz w:val="24"/>
           <w:szCs w:val="24"/>
         </w:rPr>
-        <w:t xml:space="preserve">4. Check Your Explanation</w:t>
+        <w:t xml:space="preserve">Check Your Explanation</w:t>
       </w:r>
       <w:r>
         <w:rPr>
@@ -2809,7 +2439,7 @@
           <w:sz w:val="19"/>
           <w:szCs w:val="19"/>
         </w:rPr>
-        <w:t xml:space="preserve">   five quick checks</w:t>
+        <w:t xml:space="preserve">   three quick checks</w:t>
       </w:r>
     </w:p>
     <w:p>
@@ -2833,17 +2463,6 @@
         </w:rPr>
         <w:t xml:space="preserve">I answered the question.</w:t>
       </w:r>
-      <w:r>
-        <w:rPr>
-          <w:i/>
-          <w:iCs/>
-          <w:color w:val="5F6F80"/>
-          <w:sz w:val="18"/>
-          <w:szCs w:val="18"/>
-        </w:rPr>
-        <w:br/>
-        <w:t xml:space="preserve">Respondí la pregunta.</w:t>
-      </w:r>
     </w:p>
     <w:p>
       <w:pPr>
@@ -2864,18 +2483,7 @@
           <w:sz w:val="20"/>
           <w:szCs w:val="20"/>
         </w:rPr>
-        <w:t xml:space="preserve">I used math evidence: numbers, an equation, a model, or a comparison.</w:t>
-      </w:r>
-      <w:r>
-        <w:rPr>
-          <w:i/>
-          <w:iCs/>
-          <w:color w:val="5F6F80"/>
-          <w:sz w:val="18"/>
-          <w:szCs w:val="18"/>
-        </w:rPr>
-        <w:br/>
-        <w:t xml:space="preserve">Usé evidencia matemática: números, una ecuación, un modelo o una comparación.</w:t>
+        <w:t xml:space="preserve">I used math evidence: numbers, an equation, or a model.</w:t>
       </w:r>
     </w:p>
     <w:p>
@@ -2897,84 +2505,7 @@
           <w:sz w:val="20"/>
           <w:szCs w:val="20"/>
         </w:rPr>
-        <w:t xml:space="preserve">I explained how the evidence proves my answer.</w:t>
-      </w:r>
-      <w:r>
-        <w:rPr>
-          <w:i/>
-          <w:iCs/>
-          <w:color w:val="5F6F80"/>
-          <w:sz w:val="18"/>
-          <w:szCs w:val="18"/>
-        </w:rPr>
-        <w:br/>
-        <w:t xml:space="preserve">Expliqué cómo la evidencia demuestra mi respuesta.</w:t>
-      </w:r>
-    </w:p>
-    <w:p>
-      <w:pPr>
-        <w:spacing w:after="80"/>
-      </w:pPr>
-      <w:r>
-        <w:rPr>
-          <w:b/>
-          <w:bCs/>
-          <w:color w:val="1FA6A2"/>
-          <w:sz w:val="22"/>
-          <w:szCs w:val="22"/>
-        </w:rPr>
-        <w:t xml:space="preserve">☐  </w:t>
-      </w:r>
-      <w:r>
-        <w:rPr>
-          <w:sz w:val="20"/>
-          <w:szCs w:val="20"/>
-        </w:rPr>
         <w:t xml:space="preserve">I used at least two math words.</w:t>
-      </w:r>
-      <w:r>
-        <w:rPr>
-          <w:i/>
-          <w:iCs/>
-          <w:color w:val="5F6F80"/>
-          <w:sz w:val="18"/>
-          <w:szCs w:val="18"/>
-        </w:rPr>
-        <w:br/>
-        <w:t xml:space="preserve">Usé por lo menos dos palabras matemáticas.</w:t>
-      </w:r>
-    </w:p>
-    <w:p>
-      <w:pPr>
-        <w:spacing w:after="80"/>
-      </w:pPr>
-      <w:r>
-        <w:rPr>
-          <w:b/>
-          <w:bCs/>
-          <w:color w:val="1FA6A2"/>
-          <w:sz w:val="22"/>
-          <w:szCs w:val="22"/>
-        </w:rPr>
-        <w:t xml:space="preserve">☐  </w:t>
-      </w:r>
-      <w:r>
-        <w:rPr>
-          <w:sz w:val="20"/>
-          <w:szCs w:val="20"/>
-        </w:rPr>
-        <w:t xml:space="preserve">I reread complete sentences and punctuation.</w:t>
-      </w:r>
-      <w:r>
-        <w:rPr>
-          <w:i/>
-          <w:iCs/>
-          <w:color w:val="5F6F80"/>
-          <w:sz w:val="18"/>
-          <w:szCs w:val="18"/>
-        </w:rPr>
-        <w:br/>
-        <w:t xml:space="preserve">Volví a leer mis oraciones completas y la puntuación.</w:t>
       </w:r>
     </w:p>
     <w:p>
@@ -5246,7 +4777,7 @@
           <w:sz w:val="20"/>
           <w:szCs w:val="20"/>
         </w:rPr>
-        <w:t xml:space="preserve">☐  I answered the question.</w:t>
+        <w:t xml:space="preserve">☐  The answer to the math question is correct.</w:t>
       </w:r>
     </w:p>
     <w:p>
@@ -5258,7 +4789,7 @@
           <w:sz w:val="20"/>
           <w:szCs w:val="20"/>
         </w:rPr>
-        <w:t xml:space="preserve">☐  I used math evidence: numbers, an equation, a model, or a comparison.</w:t>
+        <w:t xml:space="preserve">☐  The evidence is real lesson mathematics (numbers, equation, or model), not restated claim.</w:t>
       </w:r>
     </w:p>
     <w:p>
@@ -5270,31 +4801,7 @@
           <w:sz w:val="20"/>
           <w:szCs w:val="20"/>
         </w:rPr>
-        <w:t xml:space="preserve">☐  I explained how the evidence proves my answer.</w:t>
-      </w:r>
-    </w:p>
-    <w:p>
-      <w:pPr>
-        <w:spacing w:after="80"/>
-      </w:pPr>
-      <w:r>
-        <w:rPr>
-          <w:sz w:val="20"/>
-          <w:szCs w:val="20"/>
-        </w:rPr>
-        <w:t xml:space="preserve">☐  I used at least two math words.</w:t>
-      </w:r>
-    </w:p>
-    <w:p>
-      <w:pPr>
-        <w:spacing w:after="80"/>
-      </w:pPr>
-      <w:r>
-        <w:rPr>
-          <w:sz w:val="20"/>
-          <w:szCs w:val="20"/>
-        </w:rPr>
-        <w:t xml:space="preserve">☐  I reread complete sentences and punctuation.</w:t>
+        <w:t xml:space="preserve">☐  The support level changed the language scaffolding, never the mathematical expectation.</w:t>
       </w:r>
     </w:p>
     <w:sectPr>
